--- a/Informes/docx/Articulo_Catedra_Parques_Solares.docx
+++ b/Informes/docx/Articulo_Catedra_Parques_Solares.docx
@@ -4,63 +4,50 @@
   <w:body>
     <w:p>
       <w:pPr>
-        <w:spacing w:after="160"/>
+        <w:spacing w:after="160" w:line="240" w:lineRule="auto"/>
         <w:jc w:val="center"/>
+        <w:pStyle w:val="Title"/>
+        <w:keepLines/>
       </w:pPr>
       <w:r>
         <w:rPr>
           <w:rFonts w:ascii="Times New Roman" w:hAnsi="Times New Roman"/>
           <w:b/>
-          <w:color w:val="222222"/>
+          <w:i w:val="0"/>
           <w:sz w:val="32"/>
         </w:rPr>
-        <w:t>Optimización de ubicaciones de parques solares mediante algoritmos genéticos</w:t>
+        <w:t>Optimización de configuraciones contiguas para parques solares en Santa Fe</w:t>
       </w:r>
     </w:p>
     <w:p>
       <w:pPr>
-        <w:spacing w:after="80"/>
+        <w:spacing w:after="0" w:line="240" w:lineRule="auto"/>
         <w:jc w:val="center"/>
+        <w:keepLines/>
       </w:pPr>
       <w:r>
         <w:rPr>
           <w:rFonts w:ascii="Times New Roman" w:hAnsi="Times New Roman"/>
           <w:b/>
-          <w:color w:val="222222"/>
+          <w:i w:val="0"/>
           <w:sz w:val="28"/>
         </w:rPr>
-        <w:t xml:space="preserve"> </w:t>
       </w:r>
     </w:p>
     <w:p>
       <w:pPr>
-        <w:spacing w:after="160"/>
+        <w:spacing w:after="200" w:line="240" w:lineRule="auto"/>
         <w:jc w:val="center"/>
+        <w:keepLines/>
       </w:pPr>
       <w:r>
         <w:rPr>
           <w:rFonts w:ascii="Times New Roman" w:hAnsi="Times New Roman"/>
           <w:b/>
           <w:i/>
-          <w:color w:val="222222"/>
           <w:sz w:val="24"/>
         </w:rPr>
         <w:t>Universidad Tecnológica Nacional Facultad Regional Buenos Aires</w:t>
-      </w:r>
-    </w:p>
-    <w:p>
-      <w:pPr>
-        <w:spacing w:after="200"/>
-        <w:jc w:val="center"/>
-      </w:pPr>
-      <w:r>
-        <w:rPr>
-          <w:rFonts w:ascii="Times New Roman" w:hAnsi="Times New Roman"/>
-          <w:i/>
-          <w:color w:val="222222"/>
-          <w:sz w:val="20"/>
-        </w:rPr>
-        <w:t>Versión para evaluación ciega</w:t>
       </w:r>
     </w:p>
     <w:p>
@@ -75,68 +62,79 @@
     </w:p>
     <w:p>
       <w:pPr>
-        <w:spacing w:before="140" w:after="60"/>
-        <w:keepNext/>
+        <w:spacing w:after="40" w:line="240" w:lineRule="auto"/>
+        <w:jc w:val="left"/>
         <w:keepLines/>
       </w:pPr>
       <w:r>
         <w:rPr>
           <w:rFonts w:ascii="Times New Roman" w:hAnsi="Times New Roman"/>
           <w:b/>
-          <w:color w:val="222222"/>
-          <w:sz w:val="24"/>
+          <w:i w:val="0"/>
+          <w:sz w:val="20"/>
         </w:rPr>
         <w:t>Abstract</w:t>
       </w:r>
     </w:p>
     <w:p>
       <w:pPr>
-        <w:spacing w:line="240" w:lineRule="auto" w:after="60"/>
+        <w:spacing w:after="100" w:line="240" w:lineRule="auto"/>
         <w:jc w:val="both"/>
+        <w:keepLines/>
       </w:pPr>
       <w:r>
         <w:rPr>
           <w:rFonts w:ascii="Times New Roman" w:hAnsi="Times New Roman"/>
+          <w:b w:val="0"/>
           <w:i/>
-          <w:color w:val="222222"/>
           <w:sz w:val="20"/>
         </w:rPr>
-        <w:t>Este trabajo presenta un prototipo reproducible para identificar celdas potencialmente favorables para un parque solar fotovoltaico en Santa Fe. El sistema integra radiación ERA5-Land ARCO, distancias a líneas eléctricas y estaciones transformadoras, y una exclusión urbana construida a partir de puntos BAHRA. La corrida analizada generó 1788 celdas de 9 km; 720 fueron excluidas y 1068 ingresaron a la optimización. La celda 104 encabezó el ranking genético con fitness 0.7900 y radiación anual estimada de 1854.0 kWh/m². El TOP 10 genético compartió 4 celdas con el exhaustivo y omitió su mejor alternativa. Las 11 pruebas automatizadas finalizaron correctamente. El resultado confirma la ejecución reproducible, pero muestra que la configuración genética actual no garantiza recuperar las mejores alternativas al aumentar la resolución.</w:t>
+        <w:t>La preselección de parques solares exige construir configuraciones territoriales continuas y comparar criterios que pueden entrar en conflicto. El objetivo fue evaluar si un algoritmo genético con representación espacial puede generar alternativas contiguas, diversas y reproducibles para Santa Fe. La corrida run-20260928T134148-b01f2d3a utilizó una grilla de 500 m, exclusión urbana previa, cuatro componentes de aptitud y un límite experimental de 80 MW. Se analizaron 535,751 celdas, de las cuales 485,804 quedaron disponibles. El mejor parque reunió 10 celdas, 250 ha y 78,25 MW, con fitness 0,7183. La población final conservó 50 configuraciones distintas entre 50 individuos y permitió obtener cinco alternativas territoriales sin superposición. El método resulta útil como preselección y como instrumento de investigación, pero no demuestra óptimo global, capacidad eléctrica disponible ni viabilidad predial, ambiental o económica.</w:t>
       </w:r>
     </w:p>
     <w:p>
       <w:pPr>
-        <w:spacing w:after="100"/>
-      </w:pPr>
-      <w:r>
-        <w:rPr>
-          <w:rFonts w:ascii="Times New Roman" w:hAnsi="Times New Roman"/>
-          <w:b/>
-          <w:color w:val="222222"/>
-          <w:sz w:val="20"/>
-        </w:rPr>
-        <w:t xml:space="preserve">Palabras Clave </w:t>
-      </w:r>
-      <w:r>
-        <w:rPr>
-          <w:rFonts w:ascii="Times New Roman" w:hAnsi="Times New Roman"/>
-          <w:color w:val="222222"/>
-          <w:sz w:val="20"/>
-        </w:rPr>
-        <w:t>algoritmos genéticos, energía solar, análisis geoespacial, selección de sitios, ERA5-Land</w:t>
-      </w:r>
-    </w:p>
-    <w:p>
-      <w:pPr>
-        <w:spacing w:before="140" w:after="60"/>
-        <w:keepNext/>
+        <w:spacing w:after="40" w:line="240" w:lineRule="auto"/>
+        <w:jc w:val="left"/>
         <w:keepLines/>
       </w:pPr>
       <w:r>
         <w:rPr>
           <w:rFonts w:ascii="Times New Roman" w:hAnsi="Times New Roman"/>
           <w:b/>
-          <w:color w:val="222222"/>
+          <w:i w:val="0"/>
+          <w:sz w:val="20"/>
+        </w:rPr>
+        <w:t>Palabras Clave</w:t>
+      </w:r>
+    </w:p>
+    <w:p>
+      <w:pPr>
+        <w:spacing w:after="100" w:line="240" w:lineRule="auto"/>
+        <w:jc w:val="both"/>
+        <w:keepLines/>
+      </w:pPr>
+      <w:r>
+        <w:rPr>
+          <w:rFonts w:ascii="Times New Roman" w:hAnsi="Times New Roman"/>
+          <w:b w:val="0"/>
+          <w:i w:val="0"/>
+          <w:sz w:val="20"/>
+        </w:rPr>
+        <w:t>algoritmos genéticos; parques solares; análisis geoespacial; optimización multicriterio; Santa Fe</w:t>
+      </w:r>
+    </w:p>
+    <w:p>
+      <w:pPr>
+        <w:spacing w:after="40" w:line="240" w:lineRule="auto"/>
+        <w:jc w:val="left"/>
+        <w:keepLines/>
+      </w:pPr>
+      <w:r>
+        <w:rPr>
+          <w:rFonts w:ascii="Times New Roman" w:hAnsi="Times New Roman"/>
+          <w:b/>
+          <w:i w:val="0"/>
           <w:sz w:val="24"/>
         </w:rPr>
         <w:t>Introducción</w:t>
@@ -144,136 +142,287 @@
     </w:p>
     <w:p>
       <w:pPr>
-        <w:spacing w:line="240" w:lineRule="auto" w:after="60"/>
+        <w:spacing w:after="100" w:line="240" w:lineRule="auto"/>
         <w:jc w:val="both"/>
+        <w:keepLines/>
       </w:pPr>
       <w:r>
         <w:rPr>
           <w:rFonts w:ascii="Times New Roman" w:hAnsi="Times New Roman"/>
+          <w:b w:val="0"/>
           <w:i w:val="0"/>
-          <w:color w:val="222222"/>
           <w:sz w:val="24"/>
         </w:rPr>
-        <w:t>La localización preliminar de una planta fotovoltaica exige comparar alternativas espaciales según recurso solar, infraestructura, restricciones territoriales y costos. Los enfoques GIS-MCDA organizan esas evidencias, pero el resultado depende de las capas, las reglas de exclusión y los pesos [4]-[6]. Este proyecto estudia si un algoritmo genético puede recuperar de manera reproducible las mejores celdas de una grilla provincial a partir de tres criterios cuantitativos y una restricción urbana.</w:t>
+        <w:t>Localizar un parque solar no consiste en elegir el punto con mayor radiación. La alternativa debe reunir superficie continua, evitar áreas incompatibles, mantener una relación razonable con la red y alcanzar una potencia útil sin exceder límites técnicos. Cuando esos criterios se observan simultáneamente aparecen compensaciones: una zona con mejor recurso puede quedar lejos de una estación, mientras otra mejor conectada puede ofrecer menor radiación o una geometría territorial menos conveniente.</w:t>
       </w:r>
     </w:p>
     <w:p>
       <w:pPr>
-        <w:spacing w:line="240" w:lineRule="auto" w:after="60"/>
+        <w:spacing w:after="100" w:line="240" w:lineRule="auto"/>
         <w:jc w:val="both"/>
+        <w:keepLines/>
       </w:pPr>
       <w:r>
         <w:rPr>
           <w:rFonts w:ascii="Times New Roman" w:hAnsi="Times New Roman"/>
+          <w:b w:val="0"/>
           <w:i w:val="0"/>
-          <w:color w:val="222222"/>
           <w:sz w:val="24"/>
         </w:rPr>
-        <w:t>La contribución es un flujo completo y trazable. La ingesta usa fuentes oficiales argentinas para límite, asentamientos y red eléctrica [9]-[12], y ERA5-Land ARCO para radiación [7], [8]. El algoritmo no consulta servicios externos: opera sobre métricas persistidas en una base local. La salida es un ranking de preselección, no una decisión de inversión.</w:t>
+        <w:t>La escala agrava el problema. La base vigente contiene 535,751 celdas de 0,25 km². Las combinaciones contiguas posibles son demasiadas para enumerarlas de manera directa. Por eso el objeto de estudio no es el software en sí mismo, sino el problema de seleccionar configuraciones espaciales factibles bajo información incompleta y criterios que compiten. El sistema es el instrumento para formular, explorar y auditar esa decisión.</w:t>
       </w:r>
     </w:p>
     <w:p>
       <w:pPr>
-        <w:spacing w:before="140" w:after="60"/>
-        <w:keepNext/>
+        <w:spacing w:after="100" w:line="240" w:lineRule="auto"/>
+        <w:jc w:val="both"/>
+        <w:keepLines/>
+      </w:pPr>
+      <w:r>
+        <w:rPr>
+          <w:rFonts w:ascii="Times New Roman" w:hAnsi="Times New Roman"/>
+          <w:b w:val="0"/>
+          <w:i w:val="0"/>
+          <w:sz w:val="24"/>
+        </w:rPr>
+        <w:t>Además, varias variables decisivas aún no están modeladas: disponibilidad y precio del suelo, titularidad, inundabilidad, áreas protegidas, pendiente, caminos, servidumbres, trazado efectivo de conexión, capacidad real de líneas y estaciones, pérdidas y costos. El ranking solo puede responder por los criterios que efectivamente incorpora.</w:t>
+      </w:r>
+    </w:p>
+    <w:p>
+      <w:pPr>
+        <w:spacing w:after="100" w:line="240" w:lineRule="auto"/>
+        <w:jc w:val="both"/>
+        <w:keepLines/>
+      </w:pPr>
+      <w:r>
+        <w:rPr>
+          <w:rFonts w:ascii="Times New Roman" w:hAnsi="Times New Roman"/>
+          <w:b w:val="0"/>
+          <w:i w:val="0"/>
+          <w:sz w:val="24"/>
+        </w:rPr>
+        <w:t>Pregunta principal. ¿En qué medida un algoritmo genético con representación espacial puede producir, de forma reproducible, configuraciones contiguas y diversas de parques solares para Santa Fe, ordenadas por radiación, proximidad a infraestructura y potencia instalada, y qué límites condicionan el uso territorial de ese ranking?</w:t>
+      </w:r>
+    </w:p>
+    <w:p>
+      <w:pPr>
+        <w:spacing w:after="100" w:line="240" w:lineRule="auto"/>
+        <w:jc w:val="both"/>
+        <w:keepLines/>
+      </w:pPr>
+      <w:r>
+        <w:rPr>
+          <w:rFonts w:ascii="Times New Roman" w:hAnsi="Times New Roman"/>
+          <w:b w:val="0"/>
+          <w:i w:val="0"/>
+          <w:sz w:val="24"/>
+        </w:rPr>
+        <w:t>Objetivo general. Evaluar un método reproducible de preselección territorial que genere y ordene configuraciones contiguas de parques solares en Santa Fe, explicitando sus compromisos, resultados y límites de validez.</w:t>
+      </w:r>
+    </w:p>
+    <w:p>
+      <w:pPr>
+        <w:spacing w:after="100" w:line="240" w:lineRule="auto"/>
+        <w:jc w:val="both"/>
+        <w:keepLines/>
+      </w:pPr>
+      <w:r>
+        <w:rPr>
+          <w:rFonts w:ascii="Times New Roman" w:hAnsi="Times New Roman"/>
+          <w:b w:val="0"/>
+          <w:i w:val="0"/>
+          <w:sz w:val="24"/>
+        </w:rPr>
+        <w:t>Objetivos específicos: representar cada alternativa como un parque formado por celdas contiguas; integrar radiación, distancias a líneas y transformadores, potencia y exclusión urbana; mantener diversidad durante la búsqueda; producir rankings general y territorial; medir convergencia y repetibilidad; auditar trazabilidad de datos y parámetros; e identificar la información faltante antes de cualquier decisión de emplazamiento.</w:t>
+      </w:r>
+    </w:p>
+    <w:p>
+      <w:pPr>
+        <w:spacing w:after="40" w:line="240" w:lineRule="auto"/>
+        <w:jc w:val="left"/>
         <w:keepLines/>
       </w:pPr>
       <w:r>
         <w:rPr>
           <w:rFonts w:ascii="Times New Roman" w:hAnsi="Times New Roman"/>
           <w:b/>
-          <w:color w:val="222222"/>
+          <w:i w:val="0"/>
           <w:sz w:val="24"/>
         </w:rPr>
-        <w:t>Elementos del trabajo y metodología</w:t>
+        <w:t>Elementos del Trabajo y metodología</w:t>
       </w:r>
     </w:p>
     <w:p>
       <w:pPr>
-        <w:spacing w:line="240" w:lineRule="auto" w:after="60"/>
+        <w:spacing w:after="100" w:line="240" w:lineRule="auto"/>
         <w:jc w:val="both"/>
+        <w:keepLines/>
       </w:pPr>
       <w:r>
         <w:rPr>
           <w:rFonts w:ascii="Times New Roman" w:hAnsi="Times New Roman"/>
+          <w:b w:val="0"/>
           <w:i w:val="0"/>
-          <w:color w:val="222222"/>
           <w:sz w:val="24"/>
         </w:rPr>
-        <w:t>La provincia de Santa Fe se discretizó mediante 1788 celdas de 9 km en un sistema de coordenadas proyectado. BAHRA describe asentamientos como puntos; se seleccionaron registros de tipo LOCALIDAD y se aplicó un buffer de 3 km. Toda celda que intersectó un buffer se marcó como inválida. Para las restantes se calculó la distancia mínima a líneas eléctricas y estaciones transformadoras.</w:t>
+        <w:t>Hipótesis de trabajo actualizada. Si las alternativas se representan como conjuntos contiguos de celdas de 500 m y la búsqueda incorpora inicialización territorial, control de duplicados y mutaciones que alteran efectivamente el fenotipo, entonces el algoritmo genético puede explorar de forma reproducible configuraciones factibles bajo el modelo, conservar diversidad poblacional y producir tanto un ranking de máxima aptitud como una selección territorial sin superposición.</w:t>
       </w:r>
     </w:p>
     <w:p>
       <w:pPr>
-        <w:spacing w:line="240" w:lineRule="auto" w:after="60"/>
+        <w:spacing w:after="100" w:line="240" w:lineRule="auto"/>
         <w:jc w:val="both"/>
+        <w:keepLines/>
       </w:pPr>
       <w:r>
         <w:rPr>
           <w:rFonts w:ascii="Times New Roman" w:hAnsi="Times New Roman"/>
+          <w:b w:val="0"/>
           <w:i w:val="0"/>
-          <w:color w:val="222222"/>
           <w:sz w:val="24"/>
         </w:rPr>
-        <w:t>ERA5-Land ofrece reanálisis horario terrestre con resolución aproximada de 9 km [7]. El acceso ARCO permite leer subconjuntos sin descargar archivos completos [8]. Para cada centroide se eligió el punto climático más cercano y se resumieron enero, abril, julio y octubre desde 1970 hasta 2026. Las medias mensuales se convirtieron a irradiación diaria, se proyectaron a los días de cada estación y se sumaron como estimación anual.</w:t>
+        <w:t>La hipótesis se evalúa en una corrida sobre Santa Fe con cuatro componentes de aptitud: radiación 0.40, proximidad a líneas 0.10, proximidad a transformadores 0.40 y potencia instalada 0.10. El crecimiento se limita por una capacidad experimental de 80 MW y una densidad de 31.3 MW/km². No se fija una superficie nominal de dos hectáreas: el área resulta de las celdas aceptadas hasta el límite de potencia.</w:t>
       </w:r>
     </w:p>
     <w:p>
       <w:pPr>
-        <w:spacing w:line="240" w:lineRule="auto" w:after="60"/>
+        <w:spacing w:after="100" w:line="240" w:lineRule="auto"/>
         <w:jc w:val="both"/>
+        <w:keepLines/>
       </w:pPr>
       <w:r>
         <w:rPr>
           <w:rFonts w:ascii="Times New Roman" w:hAnsi="Times New Roman"/>
+          <w:b w:val="0"/>
           <w:i w:val="0"/>
-          <w:color w:val="222222"/>
           <w:sz w:val="24"/>
         </w:rPr>
-        <w:t>Las tres métricas se normalizaron entre cero y uno. La radiación conserva el sentido creciente; las distancias se invierten para representar proximidad. La función utilizada fue fitness = 0,50·radiación + 0,20·proximidad a líneas + 0,30·proximidad a transformadores. Los pesos son iniciales y no están científicamente calibrados.</w:t>
+        <w:t>El alcance es de preselección regional y validación metodológica. “Factible” significa solamente que la configuración es contigua, está formada por celdas admitidas y respeta el límite experimental. La hipótesis no afirma que el algoritmo encuentre el óptimo global ni que las configuraciones sean construibles, conectables o económicamente convenientes.</w:t>
       </w:r>
     </w:p>
     <w:p>
       <w:pPr>
-        <w:spacing w:line="240" w:lineRule="auto" w:after="60"/>
+        <w:spacing w:after="100" w:line="240" w:lineRule="auto"/>
         <w:jc w:val="both"/>
+        <w:keepLines/>
       </w:pPr>
       <w:r>
         <w:rPr>
           <w:rFonts w:ascii="Times New Roman" w:hAnsi="Times New Roman"/>
+          <w:b w:val="0"/>
           <w:i w:val="0"/>
-          <w:color w:val="222222"/>
           <w:sz w:val="24"/>
         </w:rPr>
-        <w:t>Cada individuo del algoritmo representa el índice de una celda válida. La población fue de 50 individuos durante 100 generaciones, con selección por torneo de tamaño tres, elitismo de dos, cruce con probabilidad 0,75, mutación con probabilidad 0,05 y semilla 42. Un registro histórico conservó las mejores soluciones vistas. La implementación sigue los componentes habituales de los algoritmos genéticos [1]-[3].</w:t>
+        <w:t>Unidad de decisión. Un individuo se codifica mediante una celda semilla y una secuencia de genes de crecimiento. Al decodificarlo, el parque incorpora celdas vecinas que comparten borde; las diagonales no crean continuidad. Los genes que exceden la capacidad se omiten y el crecimiento continúa mientras exista frontera y alguna celda pueda incorporarse.</w:t>
       </w:r>
     </w:p>
     <w:p>
       <w:pPr>
-        <w:spacing w:line="240" w:lineRule="auto" w:after="60"/>
+        <w:spacing w:after="100" w:line="240" w:lineRule="auto"/>
         <w:jc w:val="both"/>
+        <w:keepLines/>
       </w:pPr>
       <w:r>
         <w:rPr>
           <w:rFonts w:ascii="Times New Roman" w:hAnsi="Times New Roman"/>
+          <w:b w:val="0"/>
           <w:i w:val="0"/>
-          <w:color w:val="222222"/>
           <w:sz w:val="24"/>
         </w:rPr>
-        <w:t>La verificación incluyó revisión de metadatos, 11 pruebas automatizadas y una comparación contra el ordenamiento exhaustivo de las 1068 celdas válidas.</w:t>
+        <w:t>Criterios. La irradiación del parque es un promedio ponderado por área. Las distancias se calculan desde los centroides de sus celdas a las geometrías de líneas y a las cuatro estaciones transformadoras incluidas —Santo Tomé, Cañada de Gómez, Rosario Oeste y Romang—. La potencia surge del área por una densidad experimental. Todos los componentes se normalizan antes de la suma ponderada.</w:t>
       </w:r>
     </w:p>
     <w:p>
       <w:pPr>
-        <w:spacing w:before="140" w:after="60"/>
-        <w:keepNext/>
+        <w:spacing w:after="100" w:line="240" w:lineRule="auto"/>
+        <w:jc w:val="both"/>
+        <w:keepLines/>
+      </w:pPr>
+      <w:r>
+        <w:rPr>
+          <w:rFonts w:ascii="Times New Roman" w:hAnsi="Times New Roman"/>
+          <w:b w:val="0"/>
+          <w:i w:val="0"/>
+          <w:sz w:val="24"/>
+        </w:rPr>
+        <w:t>Restricción urbana. Se usan puntos BAHRA de tipo LOCALIDAD con un buffer uniforme de 3 km, aplicado antes de la búsqueda. Es una aproximación conservadora y no equivale a límites urbanos catastrales.</w:t>
+      </w:r>
+    </w:p>
+    <w:p>
+      <w:pPr>
+        <w:spacing w:after="100" w:line="240" w:lineRule="auto"/>
+        <w:jc w:val="both"/>
+        <w:keepLines/>
+      </w:pPr>
+      <w:r>
+        <w:rPr>
+          <w:rFonts w:ascii="Times New Roman" w:hAnsi="Times New Roman"/>
+          <w:b w:val="0"/>
+          <w:i w:val="0"/>
+          <w:sz w:val="24"/>
+        </w:rPr>
+        <w:t>Clima. Cada celda apunta al píxel nativo ERA5-Land más cercano; la grilla de 500 m no representa resolución climática de 500 m. La corrida exige cobertura horaria completa y finita para los meses representativos disponibles entre 2024 y julio de 2026. La irradiación anual se estima con enero, abril, julio y octubre; no es una integración de los doce meses.</w:t>
+      </w:r>
+    </w:p>
+    <w:p>
+      <w:pPr>
+        <w:spacing w:after="100" w:line="240" w:lineRule="auto"/>
+        <w:jc w:val="both"/>
+        <w:keepLines/>
+      </w:pPr>
+      <w:r>
+        <w:rPr>
+          <w:rFonts w:ascii="Times New Roman" w:hAnsi="Times New Roman"/>
+          <w:b w:val="0"/>
+          <w:i w:val="0"/>
+          <w:sz w:val="24"/>
+        </w:rPr>
+        <w:t>La corrida run-20260928T134148-b01f2d3a utilizó semilla 42, población 50, 200 generaciones, cruce 0.75, mutación 0.20, elitismo 2 y torneo 3. La inicialización territorial empleó sectores de 50 km; el archivo conservó hasta 10 soluciones por territorio y produjo 800 candidatos únicos para el ranking territorial.</w:t>
+      </w:r>
+    </w:p>
+    <w:p>
+      <w:pPr>
+        <w:spacing w:after="100" w:line="240" w:lineRule="auto"/>
+        <w:jc w:val="both"/>
+        <w:keepLines/>
+      </w:pPr>
+      <w:r>
+        <w:rPr>
+          <w:rFonts w:ascii="Times New Roman" w:hAnsi="Times New Roman"/>
+          <w:b w:val="0"/>
+          <w:i w:val="0"/>
+          <w:sz w:val="24"/>
+        </w:rPr>
+        <w:t>La evaluación usa una caché por genotipo y un registro histórico por fenotipo. El control de duplicados intenta reemplazar individuos repetidos y la mutación dispone de varios intentos para generar un cambio observable. Estos mecanismos responden al problema detectado en la versión previa, donde la población podía converger a pocas geometrías repetidas.</w:t>
+      </w:r>
+    </w:p>
+    <w:p>
+      <w:pPr>
+        <w:spacing w:after="100" w:line="240" w:lineRule="auto"/>
+        <w:jc w:val="both"/>
+        <w:keepLines/>
+      </w:pPr>
+      <w:r>
+        <w:rPr>
+          <w:rFonts w:ascii="Times New Roman" w:hAnsi="Times New Roman"/>
+          <w:b w:val="0"/>
+          <w:i w:val="0"/>
+          <w:sz w:val="24"/>
+        </w:rPr>
+        <w:t>La verificación separa tres preguntas: validez geométrica y de restricciones; desempeño del proceso evolutivo; e interpretación territorial. La primera se controla mediante conectividad, área, potencia y exclusiones. La segunda mediante fitness, historia y cantidad de parques únicos. La tercera mediante los rankings general y territorial.</w:t>
+      </w:r>
+    </w:p>
+    <w:p>
+      <w:pPr>
+        <w:spacing w:after="40" w:line="240" w:lineRule="auto"/>
+        <w:jc w:val="left"/>
         <w:keepLines/>
       </w:pPr>
       <w:r>
         <w:rPr>
           <w:rFonts w:ascii="Times New Roman" w:hAnsi="Times New Roman"/>
           <w:b/>
-          <w:color w:val="222222"/>
+          <w:i w:val="0"/>
           <w:sz w:val="24"/>
         </w:rPr>
         <w:t>Resultados</w:t>
@@ -281,30 +430,62 @@
     </w:p>
     <w:p>
       <w:pPr>
-        <w:spacing w:line="240" w:lineRule="auto" w:after="60"/>
+        <w:spacing w:after="100" w:line="240" w:lineRule="auto"/>
         <w:jc w:val="both"/>
+        <w:keepLines/>
       </w:pPr>
       <w:r>
         <w:rPr>
           <w:rFonts w:ascii="Times New Roman" w:hAnsi="Times New Roman"/>
+          <w:b w:val="0"/>
           <w:i w:val="0"/>
-          <w:color w:val="222222"/>
           <w:sz w:val="24"/>
         </w:rPr>
-        <w:t>El procesamiento excluyó 720 celdas por intersección urbana, 40.3 % del total, y no registró faltantes climáticos. La Figura 1 ubica las diez soluciones genéticas mejor clasificadas. La primera fue la celda 104, en latitud -30.4502 y longitud -62.0830, con fitness 0.7900. Su radiación anual estimada fue 1854.0 kWh/m²; la distancia a una línea fue 0.0 km y la distancia al transformador más cercano, 171.6 km.</w:t>
+        <w:t>Preprocesamiento. Se generaron 535,751 celdas; 49,947 (9,3 %) quedaron excluidas por intersección urbana y 485,804 permanecieron válidas. La cobertura climática registrada es “100% unique finite hourly values”.</w:t>
       </w:r>
     </w:p>
     <w:p>
       <w:pPr>
-        <w:spacing w:before="100" w:after="40"/>
+        <w:spacing w:after="100" w:line="240" w:lineRule="auto"/>
+        <w:jc w:val="both"/>
+        <w:keepLines/>
+      </w:pPr>
+      <w:r>
+        <w:rPr>
+          <w:rFonts w:ascii="Times New Roman" w:hAnsi="Times New Roman"/>
+          <w:b w:val="0"/>
+          <w:i w:val="0"/>
+          <w:sz w:val="24"/>
+        </w:rPr>
+        <w:t>Búsqueda. El mejor fitness observado fue 0,7183. El parque correspondiente tiene 10 celdas, 2,50 km², 78,25 MW y utiliza 97,8 % del límite experimental. Su irradiación estimada es 1.896,0 kWh/m²/año y su energía anual ideal de referencia es 148.359 MWh; esta última no incluye pérdidas ni modelado DC/AC.</w:t>
+      </w:r>
+    </w:p>
+    <w:p>
+      <w:pPr>
+        <w:spacing w:after="100" w:line="240" w:lineRule="auto"/>
+        <w:jc w:val="both"/>
+        <w:keepLines/>
+      </w:pPr>
+      <w:r>
+        <w:rPr>
+          <w:rFonts w:ascii="Times New Roman" w:hAnsi="Times New Roman"/>
+          <w:b w:val="0"/>
+          <w:i w:val="0"/>
+          <w:sz w:val="24"/>
+        </w:rPr>
+        <w:t>Diversidad. La última generación contiene 50 parques distintos sobre 50 individuos. El TOP 5 general concentra variantes alrededor de la misma semilla y puede superponerse; no debe interpretarse como cinco emplazamientos independientes. El TOP 5 territorial selecciona cinco polígonos sin superposición a partir de 800 candidatos. Como la separación configurada es 0 km, evita compartir superficie pero no garantiza una distancia mínima entre alternativas.</w:t>
+      </w:r>
+    </w:p>
+    <w:p>
+      <w:pPr>
         <w:jc w:val="center"/>
+        <w:keepLines/>
         <w:keepNext/>
-        <w:keepLines/>
       </w:pPr>
       <w:r>
         <w:drawing>
           <wp:inline xmlns:a="http://schemas.openxmlformats.org/drawingml/2006/main" xmlns:pic="http://schemas.openxmlformats.org/drawingml/2006/picture">
-            <wp:extent cx="2556000" cy="2939400"/>
+            <wp:extent cx="2628000" cy="3109800"/>
             <wp:docPr id="1" name="Picture 1"/>
             <wp:cNvGraphicFramePr>
               <a:graphicFrameLocks noChangeAspect="1"/>
@@ -313,7 +494,7 @@
               <a:graphicData uri="http://schemas.openxmlformats.org/drawingml/2006/picture">
                 <pic:pic>
                   <pic:nvPicPr>
-                    <pic:cNvPr id="0" name="figura_mapa_candidatos.png"/>
+                    <pic:cNvPr id="0" name="figura_mapa_territorial.png"/>
                     <pic:cNvPicPr/>
                   </pic:nvPicPr>
                   <pic:blipFill>
@@ -325,7 +506,7 @@
                   <pic:spPr>
                     <a:xfrm>
                       <a:off x="0" y="0"/>
-                      <a:ext cx="2556000" cy="2939400"/>
+                      <a:ext cx="2628000" cy="3109800"/>
                     </a:xfrm>
                     <a:prstGeom prst="rect"/>
                   </pic:spPr>
@@ -338,200 +519,166 @@
     </w:p>
     <w:p>
       <w:pPr>
-        <w:spacing w:before="40" w:after="160"/>
         <w:jc w:val="center"/>
         <w:keepLines/>
       </w:pPr>
       <w:r>
         <w:rPr>
-          <w:rFonts w:ascii="Times New Roman" w:hAnsi="Times New Roman"/>
           <w:i/>
-          <w:color w:val="222222"/>
-          <w:sz w:val="20"/>
+          <w:sz w:val="18"/>
         </w:rPr>
-        <w:t>Figura 1 Celdas y ubicaciones TOP 10</w:t>
+        <w:t>Figura 1. TOP 5 territorial sin superposición.</w:t>
       </w:r>
     </w:p>
     <w:tbl>
       <w:tblPr>
         <w:tblStyle w:val="TableGrid"/>
-        <w:tblW w:type="dxa" w:w="3231"/>
-        <w:jc w:val="left"/>
-        <w:tblLayout w:type="fixed"/>
+        <w:tblW w:type="auto" w:w="0"/>
+        <w:jc w:val="center"/>
         <w:tblLook w:firstColumn="1" w:firstRow="1" w:lastColumn="0" w:lastRow="0" w:noHBand="0" w:noVBand="1" w:val="04A0"/>
       </w:tblPr>
       <w:tblGrid>
-        <w:gridCol w:w="396"/>
-        <w:gridCol w:w="623"/>
-        <w:gridCol w:w="623"/>
-        <w:gridCol w:w="793"/>
-        <w:gridCol w:w="793"/>
+        <w:gridCol w:w="1814"/>
+        <w:gridCol w:w="1814"/>
+        <w:gridCol w:w="1814"/>
+        <w:gridCol w:w="1814"/>
+        <w:gridCol w:w="1814"/>
       </w:tblGrid>
       <w:tr>
         <w:trPr>
-          <w:tblHeader w:val="true"/>
+          <w:tblHeader/>
+          <w:cantSplit/>
         </w:trPr>
         <w:tc>
           <w:tcPr>
-            <w:tcW w:type="dxa" w:w="396"/>
-            <w:shd w:fill="E8E8E8"/>
-            <w:tcMar>
-              <w:top w:w="70" w:type="dxa"/>
-              <w:start w:w="90" w:type="dxa"/>
-              <w:bottom w:w="70" w:type="dxa"/>
-              <w:end w:w="90" w:type="dxa"/>
-            </w:tcMar>
+            <w:tcW w:type="dxa" w:w="624"/>
             <w:vAlign w:val="center"/>
+            <w:shd w:fill="E6E6E6"/>
           </w:tcPr>
           <w:p>
             <w:pPr>
-              <w:spacing w:after="0"/>
-              <w:jc w:val="center"/>
+              <w:spacing w:after="20"/>
+              <w:keepLines/>
+              <w:keepNext/>
             </w:pPr>
             <w:r>
               <w:rPr>
                 <w:rFonts w:ascii="Times New Roman" w:hAnsi="Times New Roman"/>
                 <w:b/>
-                <w:color w:val="222222"/>
                 <w:sz w:val="16"/>
               </w:rPr>
-              <w:t>R</w:t>
+              <w:t>Puesto</w:t>
             </w:r>
           </w:p>
         </w:tc>
         <w:tc>
           <w:tcPr>
-            <w:tcW w:type="dxa" w:w="623"/>
-            <w:shd w:fill="E8E8E8"/>
-            <w:tcMar>
-              <w:top w:w="70" w:type="dxa"/>
-              <w:start w:w="90" w:type="dxa"/>
-              <w:bottom w:w="70" w:type="dxa"/>
-              <w:end w:w="90" w:type="dxa"/>
-            </w:tcMar>
+            <w:tcW w:type="dxa" w:w="567"/>
             <w:vAlign w:val="center"/>
+            <w:shd w:fill="E6E6E6"/>
           </w:tcPr>
           <w:p>
             <w:pPr>
-              <w:spacing w:after="0"/>
-              <w:jc w:val="center"/>
+              <w:spacing w:after="20"/>
+              <w:keepLines/>
+              <w:keepNext/>
             </w:pPr>
             <w:r>
               <w:rPr>
                 <w:rFonts w:ascii="Times New Roman" w:hAnsi="Times New Roman"/>
                 <w:b/>
-                <w:color w:val="222222"/>
                 <w:sz w:val="16"/>
               </w:rPr>
-              <w:t>Celda</w:t>
+              <w:t>ET</w:t>
             </w:r>
           </w:p>
         </w:tc>
         <w:tc>
           <w:tcPr>
-            <w:tcW w:type="dxa" w:w="623"/>
-            <w:shd w:fill="E8E8E8"/>
-            <w:tcMar>
-              <w:top w:w="70" w:type="dxa"/>
-              <w:start w:w="90" w:type="dxa"/>
-              <w:bottom w:w="70" w:type="dxa"/>
-              <w:end w:w="90" w:type="dxa"/>
-            </w:tcMar>
+            <w:tcW w:type="dxa" w:w="907"/>
             <w:vAlign w:val="center"/>
+            <w:shd w:fill="E6E6E6"/>
           </w:tcPr>
           <w:p>
             <w:pPr>
-              <w:spacing w:after="0"/>
-              <w:jc w:val="center"/>
+              <w:spacing w:after="20"/>
+              <w:keepLines/>
+              <w:keepNext/>
             </w:pPr>
             <w:r>
               <w:rPr>
                 <w:rFonts w:ascii="Times New Roman" w:hAnsi="Times New Roman"/>
                 <w:b/>
-                <w:color w:val="222222"/>
                 <w:sz w:val="16"/>
               </w:rPr>
-              <w:t>Fit</w:t>
+              <w:t>Línea km</w:t>
             </w:r>
           </w:p>
         </w:tc>
         <w:tc>
           <w:tcPr>
-            <w:tcW w:type="dxa" w:w="793"/>
-            <w:shd w:fill="E8E8E8"/>
-            <w:tcMar>
-              <w:top w:w="70" w:type="dxa"/>
-              <w:start w:w="90" w:type="dxa"/>
-              <w:bottom w:w="70" w:type="dxa"/>
-              <w:end w:w="90" w:type="dxa"/>
-            </w:tcMar>
+            <w:tcW w:type="dxa" w:w="794"/>
             <w:vAlign w:val="center"/>
+            <w:shd w:fill="E6E6E6"/>
           </w:tcPr>
           <w:p>
             <w:pPr>
-              <w:spacing w:after="0"/>
-              <w:jc w:val="center"/>
+              <w:spacing w:after="20"/>
+              <w:keepLines/>
+              <w:keepNext/>
             </w:pPr>
             <w:r>
               <w:rPr>
                 <w:rFonts w:ascii="Times New Roman" w:hAnsi="Times New Roman"/>
                 <w:b/>
-                <w:color w:val="222222"/>
                 <w:sz w:val="16"/>
               </w:rPr>
-              <w:t>Solar</w:t>
+              <w:t>ET km</w:t>
             </w:r>
           </w:p>
         </w:tc>
         <w:tc>
           <w:tcPr>
-            <w:tcW w:type="dxa" w:w="793"/>
-            <w:shd w:fill="E8E8E8"/>
-            <w:tcMar>
-              <w:top w:w="70" w:type="dxa"/>
-              <w:start w:w="90" w:type="dxa"/>
-              <w:bottom w:w="70" w:type="dxa"/>
-              <w:end w:w="90" w:type="dxa"/>
-            </w:tcMar>
+            <w:tcW w:type="dxa" w:w="850"/>
             <w:vAlign w:val="center"/>
+            <w:shd w:fill="E6E6E6"/>
           </w:tcPr>
           <w:p>
             <w:pPr>
-              <w:spacing w:after="0"/>
-              <w:jc w:val="center"/>
+              <w:spacing w:after="20"/>
+              <w:keepLines/>
+              <w:keepNext/>
             </w:pPr>
             <w:r>
               <w:rPr>
                 <w:rFonts w:ascii="Times New Roman" w:hAnsi="Times New Roman"/>
                 <w:b/>
-                <w:color w:val="222222"/>
                 <w:sz w:val="16"/>
               </w:rPr>
-              <w:t>Trafo</w:t>
+              <w:t>Fitness</w:t>
             </w:r>
           </w:p>
         </w:tc>
       </w:tr>
       <w:tr>
+        <w:trPr>
+          <w:cantSplit/>
+        </w:trPr>
         <w:tc>
           <w:tcPr>
-            <w:tcW w:type="dxa" w:w="396"/>
-            <w:tcMar>
-              <w:top w:w="70" w:type="dxa"/>
-              <w:start w:w="90" w:type="dxa"/>
-              <w:bottom w:w="70" w:type="dxa"/>
-              <w:end w:w="90" w:type="dxa"/>
-            </w:tcMar>
+            <w:tcW w:type="dxa" w:w="624"/>
             <w:vAlign w:val="center"/>
           </w:tcPr>
           <w:p>
             <w:pPr>
-              <w:spacing w:after="0"/>
+              <w:spacing w:after="20"/>
+              <w:keepLines/>
+              <w:keepNext/>
             </w:pPr>
             <w:r>
               <w:rPr>
                 <w:rFonts w:ascii="Times New Roman" w:hAnsi="Times New Roman"/>
-                <w:color w:val="222222"/>
+                <w:b w:val="0"/>
                 <w:sz w:val="16"/>
               </w:rPr>
               <w:t>1</w:t>
@@ -540,125 +687,108 @@
         </w:tc>
         <w:tc>
           <w:tcPr>
-            <w:tcW w:type="dxa" w:w="623"/>
-            <w:tcMar>
-              <w:top w:w="70" w:type="dxa"/>
-              <w:start w:w="90" w:type="dxa"/>
-              <w:bottom w:w="70" w:type="dxa"/>
-              <w:end w:w="90" w:type="dxa"/>
-            </w:tcMar>
+            <w:tcW w:type="dxa" w:w="567"/>
             <w:vAlign w:val="center"/>
           </w:tcPr>
           <w:p>
             <w:pPr>
-              <w:spacing w:after="0"/>
+              <w:spacing w:after="20"/>
+              <w:keepLines/>
+              <w:keepNext/>
             </w:pPr>
             <w:r>
               <w:rPr>
                 <w:rFonts w:ascii="Times New Roman" w:hAnsi="Times New Roman"/>
-                <w:color w:val="222222"/>
+                <w:b w:val="0"/>
                 <w:sz w:val="16"/>
               </w:rPr>
-              <w:t>104</w:t>
+              <w:t>ST</w:t>
             </w:r>
           </w:p>
         </w:tc>
         <w:tc>
           <w:tcPr>
-            <w:tcW w:type="dxa" w:w="623"/>
-            <w:tcMar>
-              <w:top w:w="70" w:type="dxa"/>
-              <w:start w:w="90" w:type="dxa"/>
-              <w:bottom w:w="70" w:type="dxa"/>
-              <w:end w:w="90" w:type="dxa"/>
-            </w:tcMar>
+            <w:tcW w:type="dxa" w:w="907"/>
             <w:vAlign w:val="center"/>
           </w:tcPr>
           <w:p>
             <w:pPr>
-              <w:spacing w:after="0"/>
+              <w:spacing w:after="20"/>
+              <w:keepLines/>
+              <w:keepNext/>
             </w:pPr>
             <w:r>
               <w:rPr>
                 <w:rFonts w:ascii="Times New Roman" w:hAnsi="Times New Roman"/>
-                <w:color w:val="222222"/>
+                <w:b w:val="0"/>
                 <w:sz w:val="16"/>
               </w:rPr>
-              <w:t>0.790</w:t>
+              <w:t>0.07</w:t>
             </w:r>
           </w:p>
         </w:tc>
         <w:tc>
           <w:tcPr>
-            <w:tcW w:type="dxa" w:w="793"/>
-            <w:tcMar>
-              <w:top w:w="70" w:type="dxa"/>
-              <w:start w:w="90" w:type="dxa"/>
-              <w:bottom w:w="70" w:type="dxa"/>
-              <w:end w:w="90" w:type="dxa"/>
-            </w:tcMar>
+            <w:tcW w:type="dxa" w:w="794"/>
             <w:vAlign w:val="center"/>
           </w:tcPr>
           <w:p>
             <w:pPr>
-              <w:spacing w:after="0"/>
+              <w:spacing w:after="20"/>
+              <w:keepLines/>
+              <w:keepNext/>
             </w:pPr>
             <w:r>
               <w:rPr>
                 <w:rFonts w:ascii="Times New Roman" w:hAnsi="Times New Roman"/>
-                <w:color w:val="222222"/>
+                <w:b w:val="0"/>
                 <w:sz w:val="16"/>
               </w:rPr>
-              <w:t>1854</w:t>
+              <w:t>174.42</w:t>
             </w:r>
           </w:p>
         </w:tc>
         <w:tc>
           <w:tcPr>
-            <w:tcW w:type="dxa" w:w="793"/>
-            <w:tcMar>
-              <w:top w:w="70" w:type="dxa"/>
-              <w:start w:w="90" w:type="dxa"/>
-              <w:bottom w:w="70" w:type="dxa"/>
-              <w:end w:w="90" w:type="dxa"/>
-            </w:tcMar>
+            <w:tcW w:type="dxa" w:w="850"/>
             <w:vAlign w:val="center"/>
           </w:tcPr>
           <w:p>
             <w:pPr>
-              <w:spacing w:after="0"/>
+              <w:spacing w:after="20"/>
+              <w:keepLines/>
+              <w:keepNext/>
             </w:pPr>
             <w:r>
               <w:rPr>
                 <w:rFonts w:ascii="Times New Roman" w:hAnsi="Times New Roman"/>
-                <w:color w:val="222222"/>
+                <w:b w:val="0"/>
                 <w:sz w:val="16"/>
               </w:rPr>
-              <w:t>171.6</w:t>
+              <w:t>0.7183</w:t>
             </w:r>
           </w:p>
         </w:tc>
       </w:tr>
       <w:tr>
+        <w:trPr>
+          <w:cantSplit/>
+        </w:trPr>
         <w:tc>
           <w:tcPr>
-            <w:tcW w:type="dxa" w:w="396"/>
-            <w:tcMar>
-              <w:top w:w="70" w:type="dxa"/>
-              <w:start w:w="90" w:type="dxa"/>
-              <w:bottom w:w="70" w:type="dxa"/>
-              <w:end w:w="90" w:type="dxa"/>
-            </w:tcMar>
+            <w:tcW w:type="dxa" w:w="624"/>
             <w:vAlign w:val="center"/>
           </w:tcPr>
           <w:p>
             <w:pPr>
-              <w:spacing w:after="0"/>
+              <w:spacing w:after="20"/>
+              <w:keepLines/>
+              <w:keepNext/>
             </w:pPr>
             <w:r>
               <w:rPr>
                 <w:rFonts w:ascii="Times New Roman" w:hAnsi="Times New Roman"/>
-                <w:color w:val="222222"/>
+                <w:b w:val="0"/>
                 <w:sz w:val="16"/>
               </w:rPr>
               <w:t>2</w:t>
@@ -667,125 +797,108 @@
         </w:tc>
         <w:tc>
           <w:tcPr>
-            <w:tcW w:type="dxa" w:w="623"/>
-            <w:tcMar>
-              <w:top w:w="70" w:type="dxa"/>
-              <w:start w:w="90" w:type="dxa"/>
-              <w:bottom w:w="70" w:type="dxa"/>
-              <w:end w:w="90" w:type="dxa"/>
-            </w:tcMar>
+            <w:tcW w:type="dxa" w:w="567"/>
             <w:vAlign w:val="center"/>
           </w:tcPr>
           <w:p>
             <w:pPr>
-              <w:spacing w:after="0"/>
+              <w:spacing w:after="20"/>
+              <w:keepLines/>
+              <w:keepNext/>
             </w:pPr>
             <w:r>
               <w:rPr>
                 <w:rFonts w:ascii="Times New Roman" w:hAnsi="Times New Roman"/>
-                <w:color w:val="222222"/>
+                <w:b w:val="0"/>
                 <w:sz w:val="16"/>
               </w:rPr>
-              <w:t>149</w:t>
+              <w:t>RO</w:t>
             </w:r>
           </w:p>
         </w:tc>
         <w:tc>
           <w:tcPr>
-            <w:tcW w:type="dxa" w:w="623"/>
-            <w:tcMar>
-              <w:top w:w="70" w:type="dxa"/>
-              <w:start w:w="90" w:type="dxa"/>
-              <w:bottom w:w="70" w:type="dxa"/>
-              <w:end w:w="90" w:type="dxa"/>
-            </w:tcMar>
+            <w:tcW w:type="dxa" w:w="907"/>
             <w:vAlign w:val="center"/>
           </w:tcPr>
           <w:p>
             <w:pPr>
-              <w:spacing w:after="0"/>
+              <w:spacing w:after="20"/>
+              <w:keepLines/>
+              <w:keepNext/>
             </w:pPr>
             <w:r>
               <w:rPr>
                 <w:rFonts w:ascii="Times New Roman" w:hAnsi="Times New Roman"/>
-                <w:color w:val="222222"/>
+                <w:b w:val="0"/>
                 <w:sz w:val="16"/>
               </w:rPr>
-              <w:t>0.757</w:t>
+              <w:t>0.09</w:t>
             </w:r>
           </w:p>
         </w:tc>
         <w:tc>
           <w:tcPr>
-            <w:tcW w:type="dxa" w:w="793"/>
-            <w:tcMar>
-              <w:top w:w="70" w:type="dxa"/>
-              <w:start w:w="90" w:type="dxa"/>
-              <w:bottom w:w="70" w:type="dxa"/>
-              <w:end w:w="90" w:type="dxa"/>
-            </w:tcMar>
+            <w:tcW w:type="dxa" w:w="794"/>
             <w:vAlign w:val="center"/>
           </w:tcPr>
           <w:p>
             <w:pPr>
-              <w:spacing w:after="0"/>
+              <w:spacing w:after="20"/>
+              <w:keepLines/>
+              <w:keepNext/>
             </w:pPr>
             <w:r>
               <w:rPr>
                 <w:rFonts w:ascii="Times New Roman" w:hAnsi="Times New Roman"/>
-                <w:color w:val="222222"/>
+                <w:b w:val="0"/>
                 <w:sz w:val="16"/>
               </w:rPr>
-              <w:t>1842</w:t>
+              <w:t>6.49</w:t>
             </w:r>
           </w:p>
         </w:tc>
         <w:tc>
           <w:tcPr>
-            <w:tcW w:type="dxa" w:w="793"/>
-            <w:tcMar>
-              <w:top w:w="70" w:type="dxa"/>
-              <w:start w:w="90" w:type="dxa"/>
-              <w:bottom w:w="70" w:type="dxa"/>
-              <w:end w:w="90" w:type="dxa"/>
-            </w:tcMar>
+            <w:tcW w:type="dxa" w:w="850"/>
             <w:vAlign w:val="center"/>
           </w:tcPr>
           <w:p>
             <w:pPr>
-              <w:spacing w:after="0"/>
+              <w:spacing w:after="20"/>
+              <w:keepLines/>
+              <w:keepNext/>
             </w:pPr>
             <w:r>
               <w:rPr>
                 <w:rFonts w:ascii="Times New Roman" w:hAnsi="Times New Roman"/>
-                <w:color w:val="222222"/>
+                <w:b w:val="0"/>
                 <w:sz w:val="16"/>
               </w:rPr>
-              <w:t>152.2</w:t>
+              <w:t>0.6824</w:t>
             </w:r>
           </w:p>
         </w:tc>
       </w:tr>
       <w:tr>
+        <w:trPr>
+          <w:cantSplit/>
+        </w:trPr>
         <w:tc>
           <w:tcPr>
-            <w:tcW w:type="dxa" w:w="396"/>
-            <w:tcMar>
-              <w:top w:w="70" w:type="dxa"/>
-              <w:start w:w="90" w:type="dxa"/>
-              <w:bottom w:w="70" w:type="dxa"/>
-              <w:end w:w="90" w:type="dxa"/>
-            </w:tcMar>
+            <w:tcW w:type="dxa" w:w="624"/>
             <w:vAlign w:val="center"/>
           </w:tcPr>
           <w:p>
             <w:pPr>
-              <w:spacing w:after="0"/>
+              <w:spacing w:after="20"/>
+              <w:keepLines/>
+              <w:keepNext/>
             </w:pPr>
             <w:r>
               <w:rPr>
                 <w:rFonts w:ascii="Times New Roman" w:hAnsi="Times New Roman"/>
-                <w:color w:val="222222"/>
+                <w:b w:val="0"/>
                 <w:sz w:val="16"/>
               </w:rPr>
               <w:t>3</w:t>
@@ -794,125 +907,108 @@
         </w:tc>
         <w:tc>
           <w:tcPr>
-            <w:tcW w:type="dxa" w:w="623"/>
-            <w:tcMar>
-              <w:top w:w="70" w:type="dxa"/>
-              <w:start w:w="90" w:type="dxa"/>
-              <w:bottom w:w="70" w:type="dxa"/>
-              <w:end w:w="90" w:type="dxa"/>
-            </w:tcMar>
+            <w:tcW w:type="dxa" w:w="567"/>
             <w:vAlign w:val="center"/>
           </w:tcPr>
           <w:p>
             <w:pPr>
-              <w:spacing w:after="0"/>
+              <w:spacing w:after="20"/>
+              <w:keepLines/>
+              <w:keepNext/>
             </w:pPr>
             <w:r>
               <w:rPr>
                 <w:rFonts w:ascii="Times New Roman" w:hAnsi="Times New Roman"/>
-                <w:color w:val="222222"/>
+                <w:b w:val="0"/>
                 <w:sz w:val="16"/>
               </w:rPr>
-              <w:t>105</w:t>
+              <w:t>RM</w:t>
             </w:r>
           </w:p>
         </w:tc>
         <w:tc>
           <w:tcPr>
-            <w:tcW w:type="dxa" w:w="623"/>
-            <w:tcMar>
-              <w:top w:w="70" w:type="dxa"/>
-              <w:start w:w="90" w:type="dxa"/>
-              <w:bottom w:w="70" w:type="dxa"/>
-              <w:end w:w="90" w:type="dxa"/>
-            </w:tcMar>
+            <w:tcW w:type="dxa" w:w="907"/>
             <w:vAlign w:val="center"/>
           </w:tcPr>
           <w:p>
             <w:pPr>
-              <w:spacing w:after="0"/>
+              <w:spacing w:after="20"/>
+              <w:keepLines/>
+              <w:keepNext/>
             </w:pPr>
             <w:r>
               <w:rPr>
                 <w:rFonts w:ascii="Times New Roman" w:hAnsi="Times New Roman"/>
-                <w:color w:val="222222"/>
+                <w:b w:val="0"/>
                 <w:sz w:val="16"/>
               </w:rPr>
-              <w:t>0.735</w:t>
+              <w:t>1.16</w:t>
             </w:r>
           </w:p>
         </w:tc>
         <w:tc>
           <w:tcPr>
-            <w:tcW w:type="dxa" w:w="793"/>
-            <w:tcMar>
-              <w:top w:w="70" w:type="dxa"/>
-              <w:start w:w="90" w:type="dxa"/>
-              <w:bottom w:w="70" w:type="dxa"/>
-              <w:end w:w="90" w:type="dxa"/>
-            </w:tcMar>
+            <w:tcW w:type="dxa" w:w="794"/>
             <w:vAlign w:val="center"/>
           </w:tcPr>
           <w:p>
             <w:pPr>
-              <w:spacing w:after="0"/>
+              <w:spacing w:after="20"/>
+              <w:keepLines/>
+              <w:keepNext/>
             </w:pPr>
             <w:r>
               <w:rPr>
                 <w:rFonts w:ascii="Times New Roman" w:hAnsi="Times New Roman"/>
-                <w:color w:val="222222"/>
+                <w:b w:val="0"/>
                 <w:sz w:val="16"/>
               </w:rPr>
-              <w:t>1844</w:t>
+              <w:t>4.55</w:t>
             </w:r>
           </w:p>
         </w:tc>
         <w:tc>
           <w:tcPr>
-            <w:tcW w:type="dxa" w:w="793"/>
-            <w:tcMar>
-              <w:top w:w="70" w:type="dxa"/>
-              <w:start w:w="90" w:type="dxa"/>
-              <w:bottom w:w="70" w:type="dxa"/>
-              <w:end w:w="90" w:type="dxa"/>
-            </w:tcMar>
+            <w:tcW w:type="dxa" w:w="850"/>
             <w:vAlign w:val="center"/>
           </w:tcPr>
           <w:p>
             <w:pPr>
-              <w:spacing w:after="0"/>
+              <w:spacing w:after="20"/>
+              <w:keepLines/>
+              <w:keepNext/>
             </w:pPr>
             <w:r>
               <w:rPr>
                 <w:rFonts w:ascii="Times New Roman" w:hAnsi="Times New Roman"/>
-                <w:color w:val="222222"/>
+                <w:b w:val="0"/>
                 <w:sz w:val="16"/>
               </w:rPr>
-              <w:t>178.5</w:t>
+              <w:t>0.6823</w:t>
             </w:r>
           </w:p>
         </w:tc>
       </w:tr>
       <w:tr>
+        <w:trPr>
+          <w:cantSplit/>
+        </w:trPr>
         <w:tc>
           <w:tcPr>
-            <w:tcW w:type="dxa" w:w="396"/>
-            <w:tcMar>
-              <w:top w:w="70" w:type="dxa"/>
-              <w:start w:w="90" w:type="dxa"/>
-              <w:bottom w:w="70" w:type="dxa"/>
-              <w:end w:w="90" w:type="dxa"/>
-            </w:tcMar>
+            <w:tcW w:type="dxa" w:w="624"/>
             <w:vAlign w:val="center"/>
           </w:tcPr>
           <w:p>
             <w:pPr>
-              <w:spacing w:after="0"/>
+              <w:spacing w:after="20"/>
+              <w:keepLines/>
+              <w:keepNext/>
             </w:pPr>
             <w:r>
               <w:rPr>
                 <w:rFonts w:ascii="Times New Roman" w:hAnsi="Times New Roman"/>
-                <w:color w:val="222222"/>
+                <w:b w:val="0"/>
                 <w:sz w:val="16"/>
               </w:rPr>
               <w:t>4</w:t>
@@ -921,125 +1017,106 @@
         </w:tc>
         <w:tc>
           <w:tcPr>
-            <w:tcW w:type="dxa" w:w="623"/>
-            <w:tcMar>
-              <w:top w:w="70" w:type="dxa"/>
-              <w:start w:w="90" w:type="dxa"/>
-              <w:bottom w:w="70" w:type="dxa"/>
-              <w:end w:w="90" w:type="dxa"/>
-            </w:tcMar>
+            <w:tcW w:type="dxa" w:w="567"/>
             <w:vAlign w:val="center"/>
           </w:tcPr>
           <w:p>
             <w:pPr>
-              <w:spacing w:after="0"/>
+              <w:spacing w:after="20"/>
+              <w:keepLines/>
+              <w:keepNext/>
             </w:pPr>
             <w:r>
               <w:rPr>
                 <w:rFonts w:ascii="Times New Roman" w:hAnsi="Times New Roman"/>
-                <w:color w:val="222222"/>
+                <w:b w:val="0"/>
                 <w:sz w:val="16"/>
               </w:rPr>
-              <w:t>151</w:t>
+              <w:t>RM</w:t>
             </w:r>
           </w:p>
         </w:tc>
         <w:tc>
           <w:tcPr>
-            <w:tcW w:type="dxa" w:w="623"/>
-            <w:tcMar>
-              <w:top w:w="70" w:type="dxa"/>
-              <w:start w:w="90" w:type="dxa"/>
-              <w:bottom w:w="70" w:type="dxa"/>
-              <w:end w:w="90" w:type="dxa"/>
-            </w:tcMar>
+            <w:tcW w:type="dxa" w:w="907"/>
             <w:vAlign w:val="center"/>
           </w:tcPr>
           <w:p>
             <w:pPr>
-              <w:spacing w:after="0"/>
+              <w:spacing w:after="20"/>
+              <w:keepLines/>
+              <w:keepNext/>
             </w:pPr>
             <w:r>
               <w:rPr>
                 <w:rFonts w:ascii="Times New Roman" w:hAnsi="Times New Roman"/>
-                <w:color w:val="222222"/>
+                <w:b w:val="0"/>
                 <w:sz w:val="16"/>
               </w:rPr>
-              <w:t>0.728</w:t>
+              <w:t>0.81</w:t>
             </w:r>
           </w:p>
         </w:tc>
         <w:tc>
           <w:tcPr>
-            <w:tcW w:type="dxa" w:w="793"/>
-            <w:tcMar>
-              <w:top w:w="70" w:type="dxa"/>
-              <w:start w:w="90" w:type="dxa"/>
-              <w:bottom w:w="70" w:type="dxa"/>
-              <w:end w:w="90" w:type="dxa"/>
-            </w:tcMar>
+            <w:tcW w:type="dxa" w:w="794"/>
             <w:vAlign w:val="center"/>
           </w:tcPr>
           <w:p>
             <w:pPr>
-              <w:spacing w:after="0"/>
+              <w:spacing w:after="20"/>
+              <w:keepLines/>
+              <w:keepNext/>
             </w:pPr>
             <w:r>
               <w:rPr>
                 <w:rFonts w:ascii="Times New Roman" w:hAnsi="Times New Roman"/>
-                <w:color w:val="222222"/>
+                <w:b w:val="0"/>
                 <w:sz w:val="16"/>
               </w:rPr>
-              <w:t>1839</w:t>
+              <w:t>2.50</w:t>
             </w:r>
           </w:p>
         </w:tc>
         <w:tc>
           <w:tcPr>
-            <w:tcW w:type="dxa" w:w="793"/>
-            <w:tcMar>
-              <w:top w:w="70" w:type="dxa"/>
-              <w:start w:w="90" w:type="dxa"/>
-              <w:bottom w:w="70" w:type="dxa"/>
-              <w:end w:w="90" w:type="dxa"/>
-            </w:tcMar>
+            <w:tcW w:type="dxa" w:w="850"/>
             <w:vAlign w:val="center"/>
           </w:tcPr>
           <w:p>
             <w:pPr>
-              <w:spacing w:after="0"/>
+              <w:spacing w:after="20"/>
+              <w:keepLines/>
+              <w:keepNext/>
             </w:pPr>
             <w:r>
               <w:rPr>
                 <w:rFonts w:ascii="Times New Roman" w:hAnsi="Times New Roman"/>
-                <w:color w:val="222222"/>
+                <w:b w:val="0"/>
                 <w:sz w:val="16"/>
               </w:rPr>
-              <w:t>165.9</w:t>
+              <w:t>0.6810</w:t>
             </w:r>
           </w:p>
         </w:tc>
       </w:tr>
       <w:tr>
+        <w:trPr>
+          <w:cantSplit/>
+        </w:trPr>
         <w:tc>
           <w:tcPr>
-            <w:tcW w:type="dxa" w:w="396"/>
-            <w:tcMar>
-              <w:top w:w="70" w:type="dxa"/>
-              <w:start w:w="90" w:type="dxa"/>
-              <w:bottom w:w="70" w:type="dxa"/>
-              <w:end w:w="90" w:type="dxa"/>
-            </w:tcMar>
+            <w:tcW w:type="dxa" w:w="624"/>
             <w:vAlign w:val="center"/>
           </w:tcPr>
           <w:p>
             <w:pPr>
-              <w:spacing w:after="0"/>
+              <w:spacing w:after="20"/>
             </w:pPr>
             <w:r>
               <w:rPr>
                 <w:rFonts w:ascii="Times New Roman" w:hAnsi="Times New Roman"/>
-                <w:color w:val="222222"/>
+                <w:b w:val="0"/>
                 <w:sz w:val="16"/>
               </w:rPr>
               <w:t>5</w:t>
@@ -1048,736 +1125,77 @@
         </w:tc>
         <w:tc>
           <w:tcPr>
-            <w:tcW w:type="dxa" w:w="623"/>
-            <w:tcMar>
-              <w:top w:w="70" w:type="dxa"/>
-              <w:start w:w="90" w:type="dxa"/>
-              <w:bottom w:w="70" w:type="dxa"/>
-              <w:end w:w="90" w:type="dxa"/>
-            </w:tcMar>
+            <w:tcW w:type="dxa" w:w="567"/>
             <w:vAlign w:val="center"/>
           </w:tcPr>
           <w:p>
             <w:pPr>
-              <w:spacing w:after="0"/>
+              <w:spacing w:after="20"/>
             </w:pPr>
             <w:r>
               <w:rPr>
                 <w:rFonts w:ascii="Times New Roman" w:hAnsi="Times New Roman"/>
-                <w:color w:val="222222"/>
+                <w:b w:val="0"/>
                 <w:sz w:val="16"/>
               </w:rPr>
-              <w:t>106</w:t>
+              <w:t>RM</w:t>
             </w:r>
           </w:p>
         </w:tc>
         <w:tc>
           <w:tcPr>
-            <w:tcW w:type="dxa" w:w="623"/>
-            <w:tcMar>
-              <w:top w:w="70" w:type="dxa"/>
-              <w:start w:w="90" w:type="dxa"/>
-              <w:bottom w:w="70" w:type="dxa"/>
-              <w:end w:w="90" w:type="dxa"/>
-            </w:tcMar>
+            <w:tcW w:type="dxa" w:w="907"/>
             <w:vAlign w:val="center"/>
           </w:tcPr>
           <w:p>
             <w:pPr>
-              <w:spacing w:after="0"/>
+              <w:spacing w:after="20"/>
             </w:pPr>
             <w:r>
               <w:rPr>
                 <w:rFonts w:ascii="Times New Roman" w:hAnsi="Times New Roman"/>
-                <w:color w:val="222222"/>
+                <w:b w:val="0"/>
                 <w:sz w:val="16"/>
               </w:rPr>
-              <w:t>0.665</w:t>
+              <w:t>0.92</w:t>
             </w:r>
           </w:p>
         </w:tc>
         <w:tc>
           <w:tcPr>
-            <w:tcW w:type="dxa" w:w="793"/>
-            <w:tcMar>
-              <w:top w:w="70" w:type="dxa"/>
-              <w:start w:w="90" w:type="dxa"/>
-              <w:bottom w:w="70" w:type="dxa"/>
-              <w:end w:w="90" w:type="dxa"/>
-            </w:tcMar>
+            <w:tcW w:type="dxa" w:w="794"/>
             <w:vAlign w:val="center"/>
           </w:tcPr>
           <w:p>
             <w:pPr>
-              <w:spacing w:after="0"/>
+              <w:spacing w:after="20"/>
             </w:pPr>
             <w:r>
               <w:rPr>
                 <w:rFonts w:ascii="Times New Roman" w:hAnsi="Times New Roman"/>
-                <w:color w:val="222222"/>
+                <w:b w:val="0"/>
                 <w:sz w:val="16"/>
               </w:rPr>
-              <w:t>1830</w:t>
+              <w:t>5.99</w:t>
             </w:r>
           </w:p>
         </w:tc>
         <w:tc>
           <w:tcPr>
-            <w:tcW w:type="dxa" w:w="793"/>
-            <w:tcMar>
-              <w:top w:w="70" w:type="dxa"/>
-              <w:start w:w="90" w:type="dxa"/>
-              <w:bottom w:w="70" w:type="dxa"/>
-              <w:end w:w="90" w:type="dxa"/>
-            </w:tcMar>
+            <w:tcW w:type="dxa" w:w="850"/>
             <w:vAlign w:val="center"/>
           </w:tcPr>
           <w:p>
             <w:pPr>
-              <w:spacing w:after="0"/>
+              <w:spacing w:after="20"/>
             </w:pPr>
             <w:r>
               <w:rPr>
                 <w:rFonts w:ascii="Times New Roman" w:hAnsi="Times New Roman"/>
-                <w:color w:val="222222"/>
+                <w:b w:val="0"/>
                 <w:sz w:val="16"/>
               </w:rPr>
-              <w:t>185.7</w:t>
-            </w:r>
-          </w:p>
-        </w:tc>
-      </w:tr>
-      <w:tr>
-        <w:tc>
-          <w:tcPr>
-            <w:tcW w:type="dxa" w:w="396"/>
-            <w:tcMar>
-              <w:top w:w="70" w:type="dxa"/>
-              <w:start w:w="90" w:type="dxa"/>
-              <w:bottom w:w="70" w:type="dxa"/>
-              <w:end w:w="90" w:type="dxa"/>
-            </w:tcMar>
-            <w:vAlign w:val="center"/>
-          </w:tcPr>
-          <w:p>
-            <w:pPr>
-              <w:spacing w:after="0"/>
-            </w:pPr>
-            <w:r>
-              <w:rPr>
-                <w:rFonts w:ascii="Times New Roman" w:hAnsi="Times New Roman"/>
-                <w:color w:val="222222"/>
-                <w:sz w:val="16"/>
-              </w:rPr>
-              <w:t>6</w:t>
-            </w:r>
-          </w:p>
-        </w:tc>
-        <w:tc>
-          <w:tcPr>
-            <w:tcW w:type="dxa" w:w="623"/>
-            <w:tcMar>
-              <w:top w:w="70" w:type="dxa"/>
-              <w:start w:w="90" w:type="dxa"/>
-              <w:bottom w:w="70" w:type="dxa"/>
-              <w:end w:w="90" w:type="dxa"/>
-            </w:tcMar>
-            <w:vAlign w:val="center"/>
-          </w:tcPr>
-          <w:p>
-            <w:pPr>
-              <w:spacing w:after="0"/>
-            </w:pPr>
-            <w:r>
-              <w:rPr>
-                <w:rFonts w:ascii="Times New Roman" w:hAnsi="Times New Roman"/>
-                <w:color w:val="222222"/>
-                <w:sz w:val="16"/>
-              </w:rPr>
-              <w:t>273</w:t>
-            </w:r>
-          </w:p>
-        </w:tc>
-        <w:tc>
-          <w:tcPr>
-            <w:tcW w:type="dxa" w:w="623"/>
-            <w:tcMar>
-              <w:top w:w="70" w:type="dxa"/>
-              <w:start w:w="90" w:type="dxa"/>
-              <w:bottom w:w="70" w:type="dxa"/>
-              <w:end w:w="90" w:type="dxa"/>
-            </w:tcMar>
-            <w:vAlign w:val="center"/>
-          </w:tcPr>
-          <w:p>
-            <w:pPr>
-              <w:spacing w:after="0"/>
-            </w:pPr>
-            <w:r>
-              <w:rPr>
-                <w:rFonts w:ascii="Times New Roman" w:hAnsi="Times New Roman"/>
-                <w:color w:val="222222"/>
-                <w:sz w:val="16"/>
-              </w:rPr>
-              <w:t>0.661</w:t>
-            </w:r>
-          </w:p>
-        </w:tc>
-        <w:tc>
-          <w:tcPr>
-            <w:tcW w:type="dxa" w:w="793"/>
-            <w:tcMar>
-              <w:top w:w="70" w:type="dxa"/>
-              <w:start w:w="90" w:type="dxa"/>
-              <w:bottom w:w="70" w:type="dxa"/>
-              <w:end w:w="90" w:type="dxa"/>
-            </w:tcMar>
-            <w:vAlign w:val="center"/>
-          </w:tcPr>
-          <w:p>
-            <w:pPr>
-              <w:spacing w:after="0"/>
-            </w:pPr>
-            <w:r>
-              <w:rPr>
-                <w:rFonts w:ascii="Times New Roman" w:hAnsi="Times New Roman"/>
-                <w:color w:val="222222"/>
-                <w:sz w:val="16"/>
-              </w:rPr>
-              <w:t>1814</w:t>
-            </w:r>
-          </w:p>
-        </w:tc>
-        <w:tc>
-          <w:tcPr>
-            <w:tcW w:type="dxa" w:w="793"/>
-            <w:tcMar>
-              <w:top w:w="70" w:type="dxa"/>
-              <w:start w:w="90" w:type="dxa"/>
-              <w:bottom w:w="70" w:type="dxa"/>
-              <w:end w:w="90" w:type="dxa"/>
-            </w:tcMar>
-            <w:vAlign w:val="center"/>
-          </w:tcPr>
-          <w:p>
-            <w:pPr>
-              <w:spacing w:after="0"/>
-            </w:pPr>
-            <w:r>
-              <w:rPr>
-                <w:rFonts w:ascii="Times New Roman" w:hAnsi="Times New Roman"/>
-                <w:color w:val="222222"/>
-                <w:sz w:val="16"/>
-              </w:rPr>
-              <w:t>126.7</w:t>
-            </w:r>
-          </w:p>
-        </w:tc>
-      </w:tr>
-      <w:tr>
-        <w:tc>
-          <w:tcPr>
-            <w:tcW w:type="dxa" w:w="396"/>
-            <w:tcMar>
-              <w:top w:w="70" w:type="dxa"/>
-              <w:start w:w="90" w:type="dxa"/>
-              <w:bottom w:w="70" w:type="dxa"/>
-              <w:end w:w="90" w:type="dxa"/>
-            </w:tcMar>
-            <w:vAlign w:val="center"/>
-          </w:tcPr>
-          <w:p>
-            <w:pPr>
-              <w:spacing w:after="0"/>
-            </w:pPr>
-            <w:r>
-              <w:rPr>
-                <w:rFonts w:ascii="Times New Roman" w:hAnsi="Times New Roman"/>
-                <w:color w:val="222222"/>
-                <w:sz w:val="16"/>
-              </w:rPr>
-              <w:t>7</w:t>
-            </w:r>
-          </w:p>
-        </w:tc>
-        <w:tc>
-          <w:tcPr>
-            <w:tcW w:type="dxa" w:w="623"/>
-            <w:tcMar>
-              <w:top w:w="70" w:type="dxa"/>
-              <w:start w:w="90" w:type="dxa"/>
-              <w:bottom w:w="70" w:type="dxa"/>
-              <w:end w:w="90" w:type="dxa"/>
-            </w:tcMar>
-            <w:vAlign w:val="center"/>
-          </w:tcPr>
-          <w:p>
-            <w:pPr>
-              <w:spacing w:after="0"/>
-            </w:pPr>
-            <w:r>
-              <w:rPr>
-                <w:rFonts w:ascii="Times New Roman" w:hAnsi="Times New Roman"/>
-                <w:color w:val="222222"/>
-                <w:sz w:val="16"/>
-              </w:rPr>
-              <w:t>277</w:t>
-            </w:r>
-          </w:p>
-        </w:tc>
-        <w:tc>
-          <w:tcPr>
-            <w:tcW w:type="dxa" w:w="623"/>
-            <w:tcMar>
-              <w:top w:w="70" w:type="dxa"/>
-              <w:start w:w="90" w:type="dxa"/>
-              <w:bottom w:w="70" w:type="dxa"/>
-              <w:end w:w="90" w:type="dxa"/>
-            </w:tcMar>
-            <w:vAlign w:val="center"/>
-          </w:tcPr>
-          <w:p>
-            <w:pPr>
-              <w:spacing w:after="0"/>
-            </w:pPr>
-            <w:r>
-              <w:rPr>
-                <w:rFonts w:ascii="Times New Roman" w:hAnsi="Times New Roman"/>
-                <w:color w:val="222222"/>
-                <w:sz w:val="16"/>
-              </w:rPr>
-              <w:t>0.653</w:t>
-            </w:r>
-          </w:p>
-        </w:tc>
-        <w:tc>
-          <w:tcPr>
-            <w:tcW w:type="dxa" w:w="793"/>
-            <w:tcMar>
-              <w:top w:w="70" w:type="dxa"/>
-              <w:start w:w="90" w:type="dxa"/>
-              <w:bottom w:w="70" w:type="dxa"/>
-              <w:end w:w="90" w:type="dxa"/>
-            </w:tcMar>
-            <w:vAlign w:val="center"/>
-          </w:tcPr>
-          <w:p>
-            <w:pPr>
-              <w:spacing w:after="0"/>
-            </w:pPr>
-            <w:r>
-              <w:rPr>
-                <w:rFonts w:ascii="Times New Roman" w:hAnsi="Times New Roman"/>
-                <w:color w:val="222222"/>
-                <w:sz w:val="16"/>
-              </w:rPr>
-              <w:t>1820</w:t>
-            </w:r>
-          </w:p>
-        </w:tc>
-        <w:tc>
-          <w:tcPr>
-            <w:tcW w:type="dxa" w:w="793"/>
-            <w:tcMar>
-              <w:top w:w="70" w:type="dxa"/>
-              <w:start w:w="90" w:type="dxa"/>
-              <w:bottom w:w="70" w:type="dxa"/>
-              <w:end w:w="90" w:type="dxa"/>
-            </w:tcMar>
-            <w:vAlign w:val="center"/>
-          </w:tcPr>
-          <w:p>
-            <w:pPr>
-              <w:spacing w:after="0"/>
-            </w:pPr>
-            <w:r>
-              <w:rPr>
-                <w:rFonts w:ascii="Times New Roman" w:hAnsi="Times New Roman"/>
-                <w:color w:val="222222"/>
-                <w:sz w:val="16"/>
-              </w:rPr>
-              <w:t>155.5</w:t>
-            </w:r>
-          </w:p>
-        </w:tc>
-      </w:tr>
-      <w:tr>
-        <w:tc>
-          <w:tcPr>
-            <w:tcW w:type="dxa" w:w="396"/>
-            <w:tcMar>
-              <w:top w:w="70" w:type="dxa"/>
-              <w:start w:w="90" w:type="dxa"/>
-              <w:bottom w:w="70" w:type="dxa"/>
-              <w:end w:w="90" w:type="dxa"/>
-            </w:tcMar>
-            <w:vAlign w:val="center"/>
-          </w:tcPr>
-          <w:p>
-            <w:pPr>
-              <w:spacing w:after="0"/>
-            </w:pPr>
-            <w:r>
-              <w:rPr>
-                <w:rFonts w:ascii="Times New Roman" w:hAnsi="Times New Roman"/>
-                <w:color w:val="222222"/>
-                <w:sz w:val="16"/>
-              </w:rPr>
-              <w:t>8</w:t>
-            </w:r>
-          </w:p>
-        </w:tc>
-        <w:tc>
-          <w:tcPr>
-            <w:tcW w:type="dxa" w:w="623"/>
-            <w:tcMar>
-              <w:top w:w="70" w:type="dxa"/>
-              <w:start w:w="90" w:type="dxa"/>
-              <w:bottom w:w="70" w:type="dxa"/>
-              <w:end w:w="90" w:type="dxa"/>
-            </w:tcMar>
-            <w:vAlign w:val="center"/>
-          </w:tcPr>
-          <w:p>
-            <w:pPr>
-              <w:spacing w:after="0"/>
-            </w:pPr>
-            <w:r>
-              <w:rPr>
-                <w:rFonts w:ascii="Times New Roman" w:hAnsi="Times New Roman"/>
-                <w:color w:val="222222"/>
-                <w:sz w:val="16"/>
-              </w:rPr>
-              <w:t>278</w:t>
-            </w:r>
-          </w:p>
-        </w:tc>
-        <w:tc>
-          <w:tcPr>
-            <w:tcW w:type="dxa" w:w="623"/>
-            <w:tcMar>
-              <w:top w:w="70" w:type="dxa"/>
-              <w:start w:w="90" w:type="dxa"/>
-              <w:bottom w:w="70" w:type="dxa"/>
-              <w:end w:w="90" w:type="dxa"/>
-            </w:tcMar>
-            <w:vAlign w:val="center"/>
-          </w:tcPr>
-          <w:p>
-            <w:pPr>
-              <w:spacing w:after="0"/>
-            </w:pPr>
-            <w:r>
-              <w:rPr>
-                <w:rFonts w:ascii="Times New Roman" w:hAnsi="Times New Roman"/>
-                <w:color w:val="222222"/>
-                <w:sz w:val="16"/>
-              </w:rPr>
-              <w:t>0.644</w:t>
-            </w:r>
-          </w:p>
-        </w:tc>
-        <w:tc>
-          <w:tcPr>
-            <w:tcW w:type="dxa" w:w="793"/>
-            <w:tcMar>
-              <w:top w:w="70" w:type="dxa"/>
-              <w:start w:w="90" w:type="dxa"/>
-              <w:bottom w:w="70" w:type="dxa"/>
-              <w:end w:w="90" w:type="dxa"/>
-            </w:tcMar>
-            <w:vAlign w:val="center"/>
-          </w:tcPr>
-          <w:p>
-            <w:pPr>
-              <w:spacing w:after="0"/>
-            </w:pPr>
-            <w:r>
-              <w:rPr>
-                <w:rFonts w:ascii="Times New Roman" w:hAnsi="Times New Roman"/>
-                <w:color w:val="222222"/>
-                <w:sz w:val="16"/>
-              </w:rPr>
-              <w:t>1820</w:t>
-            </w:r>
-          </w:p>
-        </w:tc>
-        <w:tc>
-          <w:tcPr>
-            <w:tcW w:type="dxa" w:w="793"/>
-            <w:tcMar>
-              <w:top w:w="70" w:type="dxa"/>
-              <w:start w:w="90" w:type="dxa"/>
-              <w:bottom w:w="70" w:type="dxa"/>
-              <w:end w:w="90" w:type="dxa"/>
-            </w:tcMar>
-            <w:vAlign w:val="center"/>
-          </w:tcPr>
-          <w:p>
-            <w:pPr>
-              <w:spacing w:after="0"/>
-            </w:pPr>
-            <w:r>
-              <w:rPr>
-                <w:rFonts w:ascii="Times New Roman" w:hAnsi="Times New Roman"/>
-                <w:color w:val="222222"/>
-                <w:sz w:val="16"/>
-              </w:rPr>
-              <w:t>163.2</w:t>
-            </w:r>
-          </w:p>
-        </w:tc>
-      </w:tr>
-      <w:tr>
-        <w:tc>
-          <w:tcPr>
-            <w:tcW w:type="dxa" w:w="396"/>
-            <w:tcMar>
-              <w:top w:w="70" w:type="dxa"/>
-              <w:start w:w="90" w:type="dxa"/>
-              <w:bottom w:w="70" w:type="dxa"/>
-              <w:end w:w="90" w:type="dxa"/>
-            </w:tcMar>
-            <w:vAlign w:val="center"/>
-          </w:tcPr>
-          <w:p>
-            <w:pPr>
-              <w:spacing w:after="0"/>
-            </w:pPr>
-            <w:r>
-              <w:rPr>
-                <w:rFonts w:ascii="Times New Roman" w:hAnsi="Times New Roman"/>
-                <w:color w:val="222222"/>
-                <w:sz w:val="16"/>
-              </w:rPr>
-              <w:t>9</w:t>
-            </w:r>
-          </w:p>
-        </w:tc>
-        <w:tc>
-          <w:tcPr>
-            <w:tcW w:type="dxa" w:w="623"/>
-            <w:tcMar>
-              <w:top w:w="70" w:type="dxa"/>
-              <w:start w:w="90" w:type="dxa"/>
-              <w:bottom w:w="70" w:type="dxa"/>
-              <w:end w:w="90" w:type="dxa"/>
-            </w:tcMar>
-            <w:vAlign w:val="center"/>
-          </w:tcPr>
-          <w:p>
-            <w:pPr>
-              <w:spacing w:after="0"/>
-            </w:pPr>
-            <w:r>
-              <w:rPr>
-                <w:rFonts w:ascii="Times New Roman" w:hAnsi="Times New Roman"/>
-                <w:color w:val="222222"/>
-                <w:sz w:val="16"/>
-              </w:rPr>
-              <w:t>147</w:t>
-            </w:r>
-          </w:p>
-        </w:tc>
-        <w:tc>
-          <w:tcPr>
-            <w:tcW w:type="dxa" w:w="623"/>
-            <w:tcMar>
-              <w:top w:w="70" w:type="dxa"/>
-              <w:start w:w="90" w:type="dxa"/>
-              <w:bottom w:w="70" w:type="dxa"/>
-              <w:end w:w="90" w:type="dxa"/>
-            </w:tcMar>
-            <w:vAlign w:val="center"/>
-          </w:tcPr>
-          <w:p>
-            <w:pPr>
-              <w:spacing w:after="0"/>
-            </w:pPr>
-            <w:r>
-              <w:rPr>
-                <w:rFonts w:ascii="Times New Roman" w:hAnsi="Times New Roman"/>
-                <w:color w:val="222222"/>
-                <w:sz w:val="16"/>
-              </w:rPr>
-              <w:t>0.632</w:t>
-            </w:r>
-          </w:p>
-        </w:tc>
-        <w:tc>
-          <w:tcPr>
-            <w:tcW w:type="dxa" w:w="793"/>
-            <w:tcMar>
-              <w:top w:w="70" w:type="dxa"/>
-              <w:start w:w="90" w:type="dxa"/>
-              <w:bottom w:w="70" w:type="dxa"/>
-              <w:end w:w="90" w:type="dxa"/>
-            </w:tcMar>
-            <w:vAlign w:val="center"/>
-          </w:tcPr>
-          <w:p>
-            <w:pPr>
-              <w:spacing w:after="0"/>
-            </w:pPr>
-            <w:r>
-              <w:rPr>
-                <w:rFonts w:ascii="Times New Roman" w:hAnsi="Times New Roman"/>
-                <w:color w:val="222222"/>
-                <w:sz w:val="16"/>
-              </w:rPr>
-              <w:t>1805</w:t>
-            </w:r>
-          </w:p>
-        </w:tc>
-        <w:tc>
-          <w:tcPr>
-            <w:tcW w:type="dxa" w:w="793"/>
-            <w:tcMar>
-              <w:top w:w="70" w:type="dxa"/>
-              <w:start w:w="90" w:type="dxa"/>
-              <w:bottom w:w="70" w:type="dxa"/>
-              <w:end w:w="90" w:type="dxa"/>
-            </w:tcMar>
-            <w:vAlign w:val="center"/>
-          </w:tcPr>
-          <w:p>
-            <w:pPr>
-              <w:spacing w:after="0"/>
-            </w:pPr>
-            <w:r>
-              <w:rPr>
-                <w:rFonts w:ascii="Times New Roman" w:hAnsi="Times New Roman"/>
-                <w:color w:val="222222"/>
-                <w:sz w:val="16"/>
-              </w:rPr>
-              <w:t>117.6</w:t>
-            </w:r>
-          </w:p>
-        </w:tc>
-      </w:tr>
-      <w:tr>
-        <w:tc>
-          <w:tcPr>
-            <w:tcW w:type="dxa" w:w="396"/>
-            <w:tcMar>
-              <w:top w:w="70" w:type="dxa"/>
-              <w:start w:w="90" w:type="dxa"/>
-              <w:bottom w:w="70" w:type="dxa"/>
-              <w:end w:w="90" w:type="dxa"/>
-            </w:tcMar>
-            <w:vAlign w:val="center"/>
-          </w:tcPr>
-          <w:p>
-            <w:pPr>
-              <w:spacing w:after="0"/>
-            </w:pPr>
-            <w:r>
-              <w:rPr>
-                <w:rFonts w:ascii="Times New Roman" w:hAnsi="Times New Roman"/>
-                <w:color w:val="222222"/>
-                <w:sz w:val="16"/>
-              </w:rPr>
-              <w:t>10</w:t>
-            </w:r>
-          </w:p>
-        </w:tc>
-        <w:tc>
-          <w:tcPr>
-            <w:tcW w:type="dxa" w:w="623"/>
-            <w:tcMar>
-              <w:top w:w="70" w:type="dxa"/>
-              <w:start w:w="90" w:type="dxa"/>
-              <w:bottom w:w="70" w:type="dxa"/>
-              <w:end w:w="90" w:type="dxa"/>
-            </w:tcMar>
-            <w:vAlign w:val="center"/>
-          </w:tcPr>
-          <w:p>
-            <w:pPr>
-              <w:spacing w:after="0"/>
-            </w:pPr>
-            <w:r>
-              <w:rPr>
-                <w:rFonts w:ascii="Times New Roman" w:hAnsi="Times New Roman"/>
-                <w:color w:val="222222"/>
-                <w:sz w:val="16"/>
-              </w:rPr>
-              <w:t>346</w:t>
-            </w:r>
-          </w:p>
-        </w:tc>
-        <w:tc>
-          <w:tcPr>
-            <w:tcW w:type="dxa" w:w="623"/>
-            <w:tcMar>
-              <w:top w:w="70" w:type="dxa"/>
-              <w:start w:w="90" w:type="dxa"/>
-              <w:bottom w:w="70" w:type="dxa"/>
-              <w:end w:w="90" w:type="dxa"/>
-            </w:tcMar>
-            <w:vAlign w:val="center"/>
-          </w:tcPr>
-          <w:p>
-            <w:pPr>
-              <w:spacing w:after="0"/>
-            </w:pPr>
-            <w:r>
-              <w:rPr>
-                <w:rFonts w:ascii="Times New Roman" w:hAnsi="Times New Roman"/>
-                <w:color w:val="222222"/>
-                <w:sz w:val="16"/>
-              </w:rPr>
-              <w:t>0.618</w:t>
-            </w:r>
-          </w:p>
-        </w:tc>
-        <w:tc>
-          <w:tcPr>
-            <w:tcW w:type="dxa" w:w="793"/>
-            <w:tcMar>
-              <w:top w:w="70" w:type="dxa"/>
-              <w:start w:w="90" w:type="dxa"/>
-              <w:bottom w:w="70" w:type="dxa"/>
-              <w:end w:w="90" w:type="dxa"/>
-            </w:tcMar>
-            <w:vAlign w:val="center"/>
-          </w:tcPr>
-          <w:p>
-            <w:pPr>
-              <w:spacing w:after="0"/>
-            </w:pPr>
-            <w:r>
-              <w:rPr>
-                <w:rFonts w:ascii="Times New Roman" w:hAnsi="Times New Roman"/>
-                <w:color w:val="222222"/>
-                <w:sz w:val="16"/>
-              </w:rPr>
-              <w:t>1801</w:t>
-            </w:r>
-          </w:p>
-        </w:tc>
-        <w:tc>
-          <w:tcPr>
-            <w:tcW w:type="dxa" w:w="793"/>
-            <w:tcMar>
-              <w:top w:w="70" w:type="dxa"/>
-              <w:start w:w="90" w:type="dxa"/>
-              <w:bottom w:w="70" w:type="dxa"/>
-              <w:end w:w="90" w:type="dxa"/>
-            </w:tcMar>
-            <w:vAlign w:val="center"/>
-          </w:tcPr>
-          <w:p>
-            <w:pPr>
-              <w:spacing w:after="0"/>
-            </w:pPr>
-            <w:r>
-              <w:rPr>
-                <w:rFonts w:ascii="Times New Roman" w:hAnsi="Times New Roman"/>
-                <w:color w:val="222222"/>
-                <w:sz w:val="16"/>
-              </w:rPr>
-              <w:t>114.0</w:t>
+              <w:t>0.6805</w:t>
             </w:r>
           </w:p>
         </w:tc>
@@ -1785,104 +1203,31 @@
     </w:tbl>
     <w:p>
       <w:pPr>
-        <w:spacing w:before="40" w:after="160"/>
+        <w:spacing w:after="120" w:line="240" w:lineRule="auto"/>
         <w:jc w:val="center"/>
         <w:keepLines/>
       </w:pPr>
       <w:r>
         <w:rPr>
           <w:rFonts w:ascii="Times New Roman" w:hAnsi="Times New Roman"/>
+          <w:b w:val="0"/>
           <w:i/>
-          <w:color w:val="222222"/>
           <w:sz w:val="20"/>
         </w:rPr>
-        <w:t>Tabla 1 Ranking y métricas principales</w:t>
+        <w:t>Tabla 1. Resultados territoriales; distancias en km.</w:t>
       </w:r>
     </w:p>
     <w:p>
       <w:pPr>
-        <w:spacing w:line="240" w:lineRule="auto" w:after="60"/>
-        <w:jc w:val="both"/>
-      </w:pPr>
-      <w:r>
-        <w:rPr>
-          <w:rFonts w:ascii="Times New Roman" w:hAnsi="Times New Roman"/>
-          <w:i w:val="0"/>
-          <w:color w:val="222222"/>
-          <w:sz w:val="24"/>
-        </w:rPr>
-        <w:t>Las diez celdas presentaron entre 1800.9 y 1854.0 kWh/m²/año. Las 10 registraron distancia nula a una geometría de línea. El TOP 10 genético compartió 4 celdas con el exhaustivo y no incluyó la mejor alternativa de referencia, la celda 103. El conjunto de pruebas finalizó sin errores.</w:t>
-      </w:r>
-    </w:p>
-    <w:p>
-      <w:pPr>
-        <w:spacing w:before="100" w:after="40"/>
-        <w:jc w:val="center"/>
-        <w:keepNext/>
-        <w:keepLines/>
-      </w:pPr>
-      <w:r>
-        <w:drawing>
-          <wp:inline xmlns:a="http://schemas.openxmlformats.org/drawingml/2006/main" xmlns:pic="http://schemas.openxmlformats.org/drawingml/2006/picture">
-            <wp:extent cx="2556000" cy="1278000"/>
-            <wp:docPr id="2" name="Picture 2"/>
-            <wp:cNvGraphicFramePr>
-              <a:graphicFrameLocks noChangeAspect="1"/>
-            </wp:cNvGraphicFramePr>
-            <a:graphic>
-              <a:graphicData uri="http://schemas.openxmlformats.org/drawingml/2006/picture">
-                <pic:pic>
-                  <pic:nvPicPr>
-                    <pic:cNvPr id="0" name="figura_componentes_fitness.png"/>
-                    <pic:cNvPicPr/>
-                  </pic:nvPicPr>
-                  <pic:blipFill>
-                    <a:blip r:embed="rId10"/>
-                    <a:stretch>
-                      <a:fillRect/>
-                    </a:stretch>
-                  </pic:blipFill>
-                  <pic:spPr>
-                    <a:xfrm>
-                      <a:off x="0" y="0"/>
-                      <a:ext cx="2556000" cy="1278000"/>
-                    </a:xfrm>
-                    <a:prstGeom prst="rect"/>
-                  </pic:spPr>
-                </pic:pic>
-              </a:graphicData>
-            </a:graphic>
-          </wp:inline>
-        </w:drawing>
-      </w:r>
-    </w:p>
-    <w:p>
-      <w:pPr>
-        <w:spacing w:before="40" w:after="160"/>
-        <w:jc w:val="center"/>
-        <w:keepLines/>
-      </w:pPr>
-      <w:r>
-        <w:rPr>
-          <w:rFonts w:ascii="Times New Roman" w:hAnsi="Times New Roman"/>
-          <w:i/>
-          <w:color w:val="222222"/>
-          <w:sz w:val="20"/>
-        </w:rPr>
-        <w:t>Figura 2 Aportes ponderados al fitness</w:t>
-      </w:r>
-    </w:p>
-    <w:p>
-      <w:pPr>
-        <w:spacing w:before="140" w:after="60"/>
-        <w:keepNext/>
+        <w:spacing w:after="40" w:line="240" w:lineRule="auto"/>
+        <w:jc w:val="left"/>
         <w:keepLines/>
       </w:pPr>
       <w:r>
         <w:rPr>
           <w:rFonts w:ascii="Times New Roman" w:hAnsi="Times New Roman"/>
           <w:b/>
-          <w:color w:val="222222"/>
+          <w:i w:val="0"/>
           <w:sz w:val="24"/>
         </w:rPr>
         <w:t>Discusión</w:t>
@@ -1890,75 +1235,79 @@
     </w:p>
     <w:p>
       <w:pPr>
-        <w:spacing w:line="240" w:lineRule="auto" w:after="60"/>
+        <w:spacing w:after="100" w:line="240" w:lineRule="auto"/>
         <w:jc w:val="both"/>
+        <w:keepLines/>
       </w:pPr>
       <w:r>
         <w:rPr>
           <w:rFonts w:ascii="Times New Roman" w:hAnsi="Times New Roman"/>
+          <w:b w:val="0"/>
           <w:i w:val="0"/>
-          <w:color w:val="222222"/>
           <w:sz w:val="24"/>
         </w:rPr>
-        <w:t>La comparación exhaustiva muestra que la configuración genética no alcanzó el ranking de referencia: solo 4 de sus diez soluciones pertenecen al TOP 10 exhaustivo. La mayor resolución hizo visible una limitación de exploración que debe corregirse antes de interpretar el ranking genético como selección final.</w:t>
+        <w:t>La evidencia apoya la parte operativa de la hipótesis: la representación produce parques contiguos, la corrida es reproducible con la semilla y los parámetros registrados, la población final mantiene diversidad completa y se obtienen cinco alternativas territoriales no superpuestas. Esto corrige el foco de la versión anterior, que trataba cada celda como una solución y medía éxito por coincidencia con un ranking exhaustivo de celdas.</w:t>
       </w:r>
     </w:p>
     <w:p>
       <w:pPr>
-        <w:spacing w:line="240" w:lineRule="auto" w:after="60"/>
+        <w:spacing w:after="100" w:line="240" w:lineRule="auto"/>
         <w:jc w:val="both"/>
+        <w:keepLines/>
       </w:pPr>
       <w:r>
         <w:rPr>
           <w:rFonts w:ascii="Times New Roman" w:hAnsi="Times New Roman"/>
+          <w:b w:val="0"/>
           <w:i w:val="0"/>
-          <w:color w:val="222222"/>
           <w:sz w:val="24"/>
         </w:rPr>
-        <w:t>El primer puesto genético, la celda 104, combina el máximo puntaje solar con distancia nula a líneas, aunque permanece lejos de una estación transformadora. La mejor alternativa exhaustiva fue la celda 103, con fitness 0.7975.</w:t>
+        <w:t>La evidencia no demuestra óptimo global. Una auditoría de una corrida anterior encontró configuraciones rectangulares mejores bajo sus propios pesos; el algoritmo vigente mejoró diversidad y exploración en pruebas de referencia, pero la naturaleza combinatoria impide convertir esa mejora en garantía de optimalidad. Los resultados actuales, con pesos distintos, no deben compararse numéricamente de forma directa con aquella corrida.</w:t>
       </w:r>
     </w:p>
     <w:p>
       <w:pPr>
-        <w:spacing w:line="240" w:lineRule="auto" w:after="60"/>
+        <w:spacing w:after="100" w:line="240" w:lineRule="auto"/>
         <w:jc w:val="both"/>
+        <w:keepLines/>
       </w:pPr>
       <w:r>
         <w:rPr>
           <w:rFonts w:ascii="Times New Roman" w:hAnsi="Times New Roman"/>
+          <w:b w:val="0"/>
           <w:i w:val="0"/>
-          <w:color w:val="222222"/>
           <w:sz w:val="24"/>
         </w:rPr>
-        <w:t>La codificación también limita la interpretación. El índice de fila es categórico, pero el cruce aritmético supone continuidad. Índices cercanos no necesariamente representan sitios cercanos. Una extensión debería emplear una codificación espacial o un operador categórico, ejecutar múltiples semillas y comparar estabilidad y diversidad.</w:t>
+        <w:t>Los pesos favorecen por igual radiación y cercanía a transformadores (0,40 cada uno). Son supuestos de investigación y no una preferencia validada por especialistas. El primer puesto general obtiene radiación máxima, pero queda aproximadamente a 174 km de Santo Tomé, la estación más cercana entre solo cuatro registros incluidos. Esa distancia revela el compromiso elegido por la función, no una recomendación de conexión.</w:t>
       </w:r>
     </w:p>
     <w:p>
       <w:pPr>
-        <w:spacing w:line="240" w:lineRule="auto" w:after="60"/>
+        <w:spacing w:after="100" w:line="240" w:lineRule="auto"/>
         <w:jc w:val="both"/>
+        <w:keepLines/>
       </w:pPr>
       <w:r>
         <w:rPr>
           <w:rFonts w:ascii="Times New Roman" w:hAnsi="Times New Roman"/>
+          <w:b w:val="0"/>
           <w:i w:val="0"/>
-          <w:color w:val="222222"/>
           <w:sz w:val="24"/>
         </w:rPr>
-        <w:t>La principal amenaza externa sigue siendo la resolución y representación de los datos. Un buffer uniforme alrededor de puntos BAHRA no representa límites urbanos reales. Una celda de 9 km tampoco demuestra que haya 20.000 m² contiguos utilizables. La estimación climática usa cuatro meses representativos y no modela el rendimiento eléctrico de un sistema fotovoltaico. Por estas razones, el ranking solo orienta estudios posteriores.</w:t>
+        <w:t>La convergencia matemática tampoco sustituye la validación territorial. Las líneas pueden corresponder a tensiones no adecuadas, y distancia geométrica no significa disponibilidad de capacidad ni derecho de paso. Antes de usar el ranking para inversión se requieren datos eléctricos, prediales, ambientales, hidrológicos, viales y económicos de mayor detalle.</w:t>
       </w:r>
     </w:p>
     <w:p>
       <w:pPr>
-        <w:spacing w:before="140" w:after="60"/>
-        <w:keepNext/>
+        <w:spacing w:after="40" w:line="240" w:lineRule="auto"/>
+        <w:jc w:val="left"/>
         <w:keepLines/>
       </w:pPr>
       <w:r>
         <w:rPr>
           <w:rFonts w:ascii="Times New Roman" w:hAnsi="Times New Roman"/>
           <w:b/>
-          <w:color w:val="222222"/>
+          <w:i w:val="0"/>
           <w:sz w:val="24"/>
         </w:rPr>
         <w:t>Conclusión</w:t>
@@ -1966,274 +1315,258 @@
     </w:p>
     <w:p>
       <w:pPr>
-        <w:spacing w:line="240" w:lineRule="auto" w:after="60"/>
+        <w:spacing w:after="100" w:line="240" w:lineRule="auto"/>
         <w:jc w:val="both"/>
+        <w:keepLines/>
       </w:pPr>
       <w:r>
         <w:rPr>
           <w:rFonts w:ascii="Times New Roman" w:hAnsi="Times New Roman"/>
+          <w:b w:val="0"/>
           <w:i w:val="0"/>
-          <w:color w:val="222222"/>
           <w:sz w:val="24"/>
         </w:rPr>
-        <w:t>El prototipo integró fuentes oficiales, métricas geoespaciales, persistencia y optimización genética en un proceso reproducible. Identificó 1068 candidatos válidos entre 1788 celdas. La corrida no permite aceptar la hipótesis de recuperación de las mejores alternativas, porque el TOP 10 genético no coincidió con el exhaustivo.</w:t>
+        <w:t>El proyecto aborda ahora el problema correcto: no busca una celda aislada, sino configuraciones contiguas de superficie variable que aproximan el tamaño de una planta dentro de un límite experimental de potencia. La grilla de 500 m permite construir geometrías explícitas y el algoritmo ofrece una forma trazable de recorrer un espacio combinatorio muy grande.</w:t>
       </w:r>
     </w:p>
     <w:p>
       <w:pPr>
-        <w:spacing w:line="240" w:lineRule="auto" w:after="60"/>
+        <w:spacing w:after="100" w:line="240" w:lineRule="auto"/>
         <w:jc w:val="both"/>
+        <w:keepLines/>
       </w:pPr>
       <w:r>
         <w:rPr>
           <w:rFonts w:ascii="Times New Roman" w:hAnsi="Times New Roman"/>
+          <w:b w:val="0"/>
           <w:i w:val="0"/>
-          <w:color w:val="222222"/>
           <w:sz w:val="24"/>
         </w:rPr>
-        <w:t>El resultado no establece viabilidad técnica ni económica. El siguiente avance metodológico debe concentrarse en revisar la representación genética, la exploración, el tamaño poblacional y la estabilidad entre semillas, manteniendo fuera del alcance actual las variables orográficas y de nubosidad.</w:t>
+        <w:t>En la corrida vigente se alcanzaron 50 fenotipos únicos en una población de 50 y se generaron cinco alternativas territoriales sin superposición. Por ello, la hipótesis queda respaldada respecto de reproducibilidad, factibilidad interna, diversidad y generación de rankings complementarios. No queda demostrada respecto de optimalidad global ni viabilidad real.</w:t>
       </w:r>
     </w:p>
     <w:p>
       <w:pPr>
-        <w:spacing w:before="140" w:after="60"/>
-        <w:keepNext/>
+        <w:spacing w:after="100" w:line="240" w:lineRule="auto"/>
+        <w:jc w:val="both"/>
+        <w:keepLines/>
+      </w:pPr>
+      <w:r>
+        <w:rPr>
+          <w:rFonts w:ascii="Times New Roman" w:hAnsi="Times New Roman"/>
+          <w:b w:val="0"/>
+          <w:i w:val="0"/>
+          <w:sz w:val="24"/>
+        </w:rPr>
+        <w:t>El principal valor del resultado es reducir y estructurar la incertidumbre: identifica configuraciones que merecen análisis posterior y hace visibles los supuestos que las favorecen. El sistema debe entenderse como apoyo a una etapa temprana de decisión, no como sustituto de la ingeniería de conexión ni del estudio de sitio.</w:t>
+      </w:r>
+    </w:p>
+    <w:p>
+      <w:pPr>
+        <w:spacing w:after="40" w:line="240" w:lineRule="auto"/>
+        <w:jc w:val="left"/>
         <w:keepLines/>
       </w:pPr>
       <w:r>
         <w:rPr>
           <w:rFonts w:ascii="Times New Roman" w:hAnsi="Times New Roman"/>
           <w:b/>
-          <w:color w:val="222222"/>
-          <w:sz w:val="24"/>
+          <w:i w:val="0"/>
+          <w:sz w:val="20"/>
         </w:rPr>
         <w:t>Referencias</w:t>
       </w:r>
     </w:p>
     <w:p>
       <w:pPr>
-        <w:spacing w:after="40"/>
-        <w:ind w:left="198" w:hanging="198"/>
+        <w:spacing w:after="40" w:line="240" w:lineRule="auto"/>
         <w:jc w:val="left"/>
+        <w:keepLines/>
       </w:pPr>
       <w:r>
         <w:rPr>
           <w:rFonts w:ascii="Times New Roman" w:hAnsi="Times New Roman"/>
-          <w:color w:val="222222"/>
-          <w:sz w:val="17"/>
+          <w:b w:val="0"/>
+          <w:i w:val="0"/>
+          <w:sz w:val="20"/>
         </w:rPr>
         <w:t>[1] J. H. Holland, Adaptation in Natural and Artificial Systems. University of Michigan Press, 1975.</w:t>
       </w:r>
     </w:p>
     <w:p>
       <w:pPr>
-        <w:spacing w:after="40"/>
-        <w:ind w:left="198" w:hanging="198"/>
+        <w:spacing w:after="40" w:line="240" w:lineRule="auto"/>
         <w:jc w:val="left"/>
+        <w:keepLines/>
       </w:pPr>
       <w:r>
         <w:rPr>
           <w:rFonts w:ascii="Times New Roman" w:hAnsi="Times New Roman"/>
-          <w:color w:val="222222"/>
-          <w:sz w:val="17"/>
+          <w:b w:val="0"/>
+          <w:i w:val="0"/>
+          <w:sz w:val="20"/>
         </w:rPr>
         <w:t>[2] D. E. Goldberg, Genetic Algorithms in Search, Optimization and Machine Learning. Addison-Wesley, 1989.</w:t>
       </w:r>
     </w:p>
     <w:p>
       <w:pPr>
-        <w:spacing w:after="40"/>
-        <w:ind w:left="198" w:hanging="198"/>
+        <w:spacing w:after="40" w:line="240" w:lineRule="auto"/>
         <w:jc w:val="left"/>
+        <w:keepLines/>
       </w:pPr>
       <w:r>
         <w:rPr>
           <w:rFonts w:ascii="Times New Roman" w:hAnsi="Times New Roman"/>
-          <w:color w:val="222222"/>
-          <w:sz w:val="17"/>
+          <w:b w:val="0"/>
+          <w:i w:val="0"/>
+          <w:sz w:val="20"/>
         </w:rPr>
         <w:t>[3] M. Srinivas y L. M. Patnaik, “Genetic algorithms: a survey”, Computer, vol. 27, n.º 6, pp. 17-26, 1994. https://doi.org/10.1109/2.294849</w:t>
       </w:r>
     </w:p>
     <w:p>
       <w:pPr>
-        <w:spacing w:after="40"/>
-        <w:ind w:left="198" w:hanging="198"/>
+        <w:spacing w:after="40" w:line="240" w:lineRule="auto"/>
         <w:jc w:val="left"/>
+        <w:keepLines/>
       </w:pPr>
       <w:r>
         <w:rPr>
           <w:rFonts w:ascii="Times New Roman" w:hAnsi="Times New Roman"/>
-          <w:color w:val="222222"/>
-          <w:sz w:val="17"/>
+          <w:b w:val="0"/>
+          <w:i w:val="0"/>
+          <w:sz w:val="20"/>
         </w:rPr>
         <w:t>[4] J. Malczewski, “GIS-based multicriteria decision analysis: a survey of the literature”, International Journal of Geographical Information Science, vol. 20, n.º 7, pp. 703-726, 2006. https://doi.org/10.1080/13658810600661508</w:t>
       </w:r>
     </w:p>
     <w:p>
       <w:pPr>
-        <w:spacing w:after="40"/>
-        <w:ind w:left="198" w:hanging="198"/>
+        <w:spacing w:after="40" w:line="240" w:lineRule="auto"/>
         <w:jc w:val="left"/>
+        <w:keepLines/>
       </w:pPr>
       <w:r>
         <w:rPr>
           <w:rFonts w:ascii="Times New Roman" w:hAnsi="Times New Roman"/>
-          <w:color w:val="222222"/>
-          <w:sz w:val="17"/>
+          <w:b w:val="0"/>
+          <w:i w:val="0"/>
+          <w:sz w:val="20"/>
         </w:rPr>
         <w:t>[5] M. Uyan, “GIS-based solar farms site selection using analytic hierarchy process in Karapinar region”, Renewable and Sustainable Energy Reviews, vol. 28, pp. 11-17, 2013. https://doi.org/10.1016/j.rser.2013.07.042</w:t>
       </w:r>
     </w:p>
     <w:p>
       <w:pPr>
-        <w:spacing w:after="40"/>
-        <w:ind w:left="198" w:hanging="198"/>
+        <w:spacing w:after="40" w:line="240" w:lineRule="auto"/>
         <w:jc w:val="left"/>
+        <w:keepLines/>
       </w:pPr>
       <w:r>
         <w:rPr>
           <w:rFonts w:ascii="Times New Roman" w:hAnsi="Times New Roman"/>
-          <w:color w:val="222222"/>
-          <w:sz w:val="17"/>
+          <w:b w:val="0"/>
+          <w:i w:val="0"/>
+          <w:sz w:val="20"/>
         </w:rPr>
         <w:t>[6] H. Z. Al Garni y A. Awasthi, “Solar PV power plant site selection using a GIS-AHP based approach with application in Saudi Arabia”, Applied Energy, vol. 206, pp. 1225-1240, 2017. https://doi.org/10.1016/j.apenergy.2017.10.024</w:t>
       </w:r>
     </w:p>
     <w:p>
       <w:pPr>
-        <w:spacing w:after="40"/>
-        <w:ind w:left="198" w:hanging="198"/>
+        <w:spacing w:after="40" w:line="240" w:lineRule="auto"/>
         <w:jc w:val="left"/>
+        <w:keepLines/>
       </w:pPr>
       <w:r>
         <w:rPr>
           <w:rFonts w:ascii="Times New Roman" w:hAnsi="Times New Roman"/>
-          <w:color w:val="222222"/>
-          <w:sz w:val="17"/>
+          <w:b w:val="0"/>
+          <w:i w:val="0"/>
+          <w:sz w:val="20"/>
         </w:rPr>
         <w:t>[7] J. Muñoz-Sabater et al., “ERA5-Land: a state-of-the-art global reanalysis dataset for land applications”, Earth System Science Data, vol. 13, pp. 4349-4383, 2021. https://doi.org/10.5194/essd-13-4349-2021</w:t>
       </w:r>
     </w:p>
     <w:p>
       <w:pPr>
-        <w:spacing w:after="40"/>
-        <w:ind w:left="198" w:hanging="198"/>
+        <w:spacing w:after="40" w:line="240" w:lineRule="auto"/>
         <w:jc w:val="left"/>
+        <w:keepLines/>
       </w:pPr>
       <w:r>
         <w:rPr>
           <w:rFonts w:ascii="Times New Roman" w:hAnsi="Times New Roman"/>
-          <w:color w:val="222222"/>
-          <w:sz w:val="17"/>
+          <w:b w:val="0"/>
+          <w:i w:val="0"/>
+          <w:sz w:val="20"/>
         </w:rPr>
-        <w:t>[8] Copernicus Climate Change Service y ECMWF, ERA5-Land hourly Analysis Ready Cloud Optimised data on single levels from 1950 to present Product User Guide, 2026. https://confluence.ecmwf.int/spaces/CKB/pages/536218894/</w:t>
+        <w:t>[8] Copernicus Climate Change Service y ECMWF, ERA5-Land hourly Analysis Ready Cloud Optimised data on single levels from 1950 to present, Product User Guide, 2026. https://confluence.ecmwf.int/spaces/CKB/pages/536218894/</w:t>
       </w:r>
     </w:p>
     <w:p>
       <w:pPr>
-        <w:spacing w:after="40"/>
-        <w:ind w:left="198" w:hanging="198"/>
+        <w:spacing w:after="40" w:line="240" w:lineRule="auto"/>
         <w:jc w:val="left"/>
+        <w:keepLines/>
       </w:pPr>
       <w:r>
         <w:rPr>
           <w:rFonts w:ascii="Times New Roman" w:hAnsi="Times New Roman"/>
-          <w:color w:val="222222"/>
-          <w:sz w:val="17"/>
+          <w:b w:val="0"/>
+          <w:i w:val="0"/>
+          <w:sz w:val="20"/>
         </w:rPr>
         <w:t>[9] Instituto Geográfico Nacional, Unidades Territoriales. Datos Argentina. https://datos.gob.ar/ar/dataset/ign-unidades-territoriales</w:t>
       </w:r>
     </w:p>
     <w:p>
       <w:pPr>
-        <w:spacing w:after="40"/>
-        <w:ind w:left="198" w:hanging="198"/>
+        <w:spacing w:after="40" w:line="240" w:lineRule="auto"/>
         <w:jc w:val="left"/>
+        <w:keepLines/>
       </w:pPr>
       <w:r>
         <w:rPr>
           <w:rFonts w:ascii="Times New Roman" w:hAnsi="Times New Roman"/>
-          <w:color w:val="222222"/>
-          <w:sz w:val="17"/>
+          <w:b w:val="0"/>
+          <w:i w:val="0"/>
+          <w:sz w:val="20"/>
         </w:rPr>
         <w:t>[10] Jefatura de Gabinete de Ministros, Localidades BAHRA. Datos Argentina. https://datos.gob.ar/dataset/jgm-servicio-normalizacion-datos-geograficos/archivo/jgm_8.21</w:t>
       </w:r>
     </w:p>
     <w:p>
       <w:pPr>
-        <w:spacing w:after="40"/>
-        <w:ind w:left="198" w:hanging="198"/>
+        <w:spacing w:after="40" w:line="240" w:lineRule="auto"/>
         <w:jc w:val="left"/>
+        <w:keepLines/>
       </w:pPr>
       <w:r>
         <w:rPr>
           <w:rFonts w:ascii="Times New Roman" w:hAnsi="Times New Roman"/>
-          <w:color w:val="222222"/>
-          <w:sz w:val="17"/>
+          <w:b w:val="0"/>
+          <w:i w:val="0"/>
+          <w:sz w:val="20"/>
         </w:rPr>
         <w:t>[11] Secretaría de Energía, Redes de distribución eléctrica. Datos Argentina. https://datos.gob.ar/dataset/energia-redes-distribucion-electrica</w:t>
       </w:r>
     </w:p>
     <w:p>
       <w:pPr>
-        <w:spacing w:after="40"/>
-        <w:ind w:left="198" w:hanging="198"/>
+        <w:spacing w:after="40" w:line="240" w:lineRule="auto"/>
         <w:jc w:val="left"/>
-      </w:pPr>
-      <w:r>
-        <w:rPr>
-          <w:rFonts w:ascii="Times New Roman" w:hAnsi="Times New Roman"/>
-          <w:color w:val="222222"/>
-          <w:sz w:val="17"/>
-        </w:rPr>
-        <w:t>[12] Secretaría de Energía, Transporte Eléctrico AT Estaciones Transformadoras. Datos Argentina. https://www.datos.gob.ar/dataset/energia-transporte-electrico-at-estaciones-transformadoras</w:t>
-      </w:r>
-    </w:p>
-    <w:p>
-      <w:pPr>
-        <w:spacing w:after="40"/>
-        <w:ind w:left="198" w:hanging="198"/>
-        <w:jc w:val="left"/>
-      </w:pPr>
-      <w:r>
-        <w:rPr>
-          <w:rFonts w:ascii="Times New Roman" w:hAnsi="Times New Roman"/>
-          <w:color w:val="222222"/>
-          <w:sz w:val="17"/>
-        </w:rPr>
-        <w:t>[13] OpenStreetMap contributors, Copyright and License. https://www.openstreetmap.org/copyright</w:t>
-      </w:r>
-    </w:p>
-    <w:p>
-      <w:pPr>
-        <w:spacing w:before="140" w:after="60"/>
-        <w:keepNext/>
         <w:keepLines/>
       </w:pPr>
       <w:r>
         <w:rPr>
           <w:rFonts w:ascii="Times New Roman" w:hAnsi="Times New Roman"/>
-          <w:b/>
-          <w:color w:val="222222"/>
-          <w:sz w:val="24"/>
-        </w:rPr>
-        <w:t>Datos de contacto</w:t>
-      </w:r>
-    </w:p>
-    <w:p>
-      <w:pPr>
-        <w:spacing w:line="240" w:lineRule="auto" w:after="60"/>
-        <w:jc w:val="both"/>
-      </w:pPr>
-      <w:r>
-        <w:rPr>
-          <w:rFonts w:ascii="Times New Roman" w:hAnsi="Times New Roman"/>
-          <w:i/>
-          <w:color w:val="222222"/>
+          <w:b w:val="0"/>
+          <w:i w:val="0"/>
           <w:sz w:val="20"/>
         </w:rPr>
-        <w:t>Universidad Tecnológica Nacional Facultad Regional Buenos Aires</w:t>
+        <w:t>[12] Secretaría de Energía, Transporte Eléctrico AT — Estaciones Transformadoras. Datos Argentina. https://www.datos.gob.ar/dataset/energia-transporte-electrico-at-estaciones-transformadoras</w:t>
       </w:r>
     </w:p>
     <w:sectPr>
@@ -2611,13 +1944,13 @@
     <w:qFormat/>
     <w:rsid w:val="00FC693F"/>
     <w:pPr>
-      <w:spacing w:line="240" w:lineRule="auto" w:after="60"/>
+      <w:spacing w:after="100" w:line="259" w:lineRule="auto"/>
       <w:jc w:val="both"/>
     </w:pPr>
     <w:rPr>
       <w:rFonts w:ascii="Times New Roman" w:hAnsi="Times New Roman"/>
       <w:color w:val="222222"/>
-      <w:sz w:val="24"/>
+      <w:sz w:val="21"/>
     </w:rPr>
   </w:style>
   <w:style w:type="paragraph" w:styleId="Header">
@@ -2675,7 +2008,7 @@
     <w:pPr>
       <w:keepNext/>
       <w:keepLines/>
-      <w:spacing w:before="280" w:after="140"/>
+      <w:spacing w:before="480" w:after="0"/>
       <w:outlineLvl w:val="0"/>
     </w:pPr>
     <w:rPr>
@@ -2683,7 +2016,7 @@
       <w:b/>
       <w:bCs/>
       <w:color w:val="222222"/>
-      <w:sz w:val="32"/>
+      <w:sz w:val="30"/>
       <w:szCs w:val="28"/>
     </w:rPr>
   </w:style>
@@ -2699,7 +2032,7 @@
     <w:pPr>
       <w:keepNext/>
       <w:keepLines/>
-      <w:spacing w:before="200" w:after="100"/>
+      <w:spacing w:before="200" w:after="0"/>
       <w:outlineLvl w:val="1"/>
     </w:pPr>
     <w:rPr>
@@ -2707,7 +2040,7 @@
       <w:b/>
       <w:bCs/>
       <w:color w:val="222222"/>
-      <w:sz w:val="26"/>
+      <w:sz w:val="25"/>
       <w:szCs w:val="26"/>
     </w:rPr>
   </w:style>
@@ -2723,15 +2056,14 @@
     <w:pPr>
       <w:keepNext/>
       <w:keepLines/>
-      <w:spacing w:before="140" w:after="60"/>
+      <w:spacing w:before="200" w:after="0"/>
       <w:outlineLvl w:val="2"/>
     </w:pPr>
     <w:rPr>
-      <w:rFonts w:asciiTheme="majorHAnsi" w:eastAsiaTheme="majorEastAsia" w:hAnsiTheme="majorHAnsi" w:cstheme="majorBidi" w:ascii="Times New Roman" w:hAnsi="Times New Roman"/>
+      <w:rFonts w:asciiTheme="majorHAnsi" w:eastAsiaTheme="majorEastAsia" w:hAnsiTheme="majorHAnsi" w:cstheme="majorBidi"/>
       <w:b/>
       <w:bCs/>
-      <w:color w:val="222222"/>
-      <w:sz w:val="24"/>
+      <w:color w:val="4F81BD" w:themeColor="accent1"/>
     </w:rPr>
   </w:style>
   <w:style w:type="paragraph" w:styleId="Heading4">
@@ -2966,7 +2298,7 @@
       <w:pBdr>
         <w:bottom w:val="single" w:sz="8" w:space="4" w:color="4F81BD" w:themeColor="accent1"/>
       </w:pBdr>
-      <w:spacing w:after="320" w:line="240" w:lineRule="auto" w:before="0"/>
+      <w:spacing w:after="300" w:line="240" w:lineRule="auto"/>
       <w:contextualSpacing/>
     </w:pPr>
     <w:rPr>
@@ -2975,7 +2307,7 @@
       <w:color w:val="222222"/>
       <w:spacing w:val="5"/>
       <w:kern w:val="28"/>
-      <w:sz w:val="44"/>
+      <w:sz w:val="42"/>
       <w:szCs w:val="52"/>
     </w:rPr>
   </w:style>

--- a/Informes/docx/Articulo_Catedra_Parques_Solares.docx
+++ b/Informes/docx/Articulo_Catedra_Parques_Solares.docx
@@ -47,7 +47,7 @@
           <w:i/>
           <w:sz w:val="24"/>
         </w:rPr>
-        <w:t>Universidad Tecnológica Nacional Facultad Regional Buenos Aires</w:t>
+        <w:t>Universidad Tecnológica Nacional</w:t>
       </w:r>
     </w:p>
     <w:p>
@@ -89,7 +89,7 @@
           <w:i/>
           <w:sz w:val="20"/>
         </w:rPr>
-        <w:t>La preselección de parques solares exige construir configuraciones territoriales continuas y comparar criterios que pueden entrar en conflicto. El objetivo fue evaluar si un algoritmo genético con representación espacial puede generar alternativas contiguas, diversas y reproducibles para Santa Fe. La corrida run-20260928T134148-b01f2d3a utilizó una grilla de 500 m, exclusión urbana previa, cuatro componentes de aptitud y un límite experimental de 80 MW. Se analizaron 535,751 celdas, de las cuales 485,804 quedaron disponibles. El mejor parque reunió 10 celdas, 250 ha y 78,25 MW, con fitness 0,7183. La población final conservó 50 configuraciones distintas entre 50 individuos y permitió obtener cinco alternativas territoriales sin superposición. El método resulta útil como preselección y como instrumento de investigación, pero no demuestra óptimo global, capacidad eléctrica disponible ni viabilidad predial, ambiental o económica.</w:t>
+        <w:t>La preselección de parques solares exige construir configuraciones territoriales continuas y comparar criterios que pueden entrar en conflicto. El objetivo fue evaluar si un algoritmo genético con representación espacial puede generar alternativas contiguas, diversas y reproducibles para Santa Fe. La corrida run-20261007T021047-df88ea4d utilizó una grilla de 500 m, exclusión urbana previa, cinco componentes de aptitud y un límite experimental de 80 MW. Se analizaron 535,751 celdas, de las cuales 526,194 quedaron disponibles. El mejor parque reunió 9 celdas, 225,00 ha y 70,425 MW, con fitness 0,7283. La población final conservó 50 configuraciones distintas entre 50 individuos y permitió obtener cinco alternativas territoriales sin superposición. El método resulta útil como preselección y como instrumento de investigación, pero no demuestra óptimo global, capacidad eléctrica disponible ni viabilidad predial, ambiental o económica.</w:t>
       </w:r>
     </w:p>
     <w:p>
@@ -201,7 +201,7 @@
           <w:i w:val="0"/>
           <w:sz w:val="24"/>
         </w:rPr>
-        <w:t>Pregunta principal. ¿En qué medida un algoritmo genético con representación espacial puede producir, de forma reproducible, configuraciones contiguas y diversas de parques solares para Santa Fe, ordenadas por radiación, proximidad a infraestructura y potencia instalada, y qué límites condicionan el uso territorial de ese ranking?</w:t>
+        <w:t>Pregunta principal. ¿En qué medida un algoritmo genético con representación espacial puede producir, de forma reproducible, configuraciones contiguas y diversas de parques solares para Santa Fe, ordenadas por radiación, proximidad a infraestructura, potencia instalada y compactación, y qué límites condicionan el uso territorial de ese ranking?</w:t>
       </w:r>
     </w:p>
     <w:p>
@@ -233,7 +233,7 @@
           <w:i w:val="0"/>
           <w:sz w:val="24"/>
         </w:rPr>
-        <w:t>Objetivos específicos: representar cada alternativa como un parque formado por celdas contiguas; integrar radiación, distancias a líneas y transformadores, potencia y exclusión urbana; mantener diversidad durante la búsqueda; producir rankings general y territorial; medir convergencia y repetibilidad; auditar trazabilidad de datos y parámetros; e identificar la información faltante antes de cualquier decisión de emplazamiento.</w:t>
+        <w:t>Objetivos específicos: representar cada alternativa como un parque formado por celdas contiguas; integrar radiación, distancias a líneas y transformadores, potencia, compactación y exclusión urbana; mantener diversidad durante la búsqueda; producir rankings general y territorial; medir convergencia y repetibilidad; auditar trazabilidad de datos y parámetros; e identificar la información faltante antes de cualquier decisión de emplazamiento.</w:t>
       </w:r>
     </w:p>
     <w:p>
@@ -265,7 +265,7 @@
           <w:i w:val="0"/>
           <w:sz w:val="24"/>
         </w:rPr>
-        <w:t>Hipótesis de trabajo actualizada. Si las alternativas se representan como conjuntos contiguos de celdas de 500 m y la búsqueda incorpora inicialización territorial, control de duplicados y mutaciones que alteran efectivamente el fenotipo, entonces el algoritmo genético puede explorar de forma reproducible configuraciones factibles bajo el modelo, conservar diversidad poblacional y producir tanto un ranking de máxima aptitud como una selección territorial sin superposición.</w:t>
+        <w:t>Hipótesis de trabajo. Si las alternativas se representan como conjuntos contiguos de celdas de 500 m y la búsqueda incorpora inicialización territorial, control de duplicados y mutaciones que alteran efectivamente el fenotipo, entonces el algoritmo genético puede explorar de forma reproducible configuraciones factibles bajo el modelo, conservar diversidad poblacional y producir tanto un ranking de máxima aptitud como una selección territorial sin superposición.</w:t>
       </w:r>
     </w:p>
     <w:p>
@@ -281,7 +281,7 @@
           <w:i w:val="0"/>
           <w:sz w:val="24"/>
         </w:rPr>
-        <w:t>La hipótesis se evalúa en una corrida sobre Santa Fe con cuatro componentes de aptitud: radiación 0.40, proximidad a líneas 0.10, proximidad a transformadores 0.40 y potencia instalada 0.10. El crecimiento se limita por una capacidad experimental de 80 MW y una densidad de 31.3 MW/km². No se fija una superficie nominal de dos hectáreas: el área resulta de las celdas aceptadas hasta el límite de potencia.</w:t>
+        <w:t>La hipótesis se evalúa en una corrida sobre Santa Fe con cinco componentes de aptitud: radiación 0.35, proximidad a líneas 0.10, proximidad a transformadores 0.35 potencia instalada 0.10 y compactación 0.10. El crecimiento se limita por una capacidad experimental de 80 MW y una densidad de 31.3 MW/km². El área resulta de las celdas aceptadas hasta el límite de potencia.</w:t>
       </w:r>
     </w:p>
     <w:p>
@@ -329,7 +329,7 @@
           <w:i w:val="0"/>
           <w:sz w:val="24"/>
         </w:rPr>
-        <w:t>Criterios. La irradiación del parque es un promedio ponderado por área. Las distancias se calculan desde los centroides de sus celdas a las geometrías de líneas y a las cuatro estaciones transformadoras incluidas —Santo Tomé, Cañada de Gómez, Rosario Oeste y Romang—. La potencia surge del área por una densidad experimental. Todos los componentes se normalizan antes de la suma ponderada.</w:t>
+        <w:t>Criterios. La irradiación del parque es un promedio ponderado por área. Las distancias se calculan desde el centroide ponderado por área del parque a las geometrías de líneas y a las cuatro estaciones transformadoras incluidas —Santo Tomé, Río Coronda, Rosario Oeste y Romang—. La potencia surge del área por una densidad experimental. La forma se valora con 4πA/P². Irradiación y distancias usan min-max fijo, potencia usa P/Pmáx y compactación ya está en [0,1]. Los cinco componentes forman una suma ponderada.</w:t>
       </w:r>
     </w:p>
     <w:p>
@@ -345,7 +345,7 @@
           <w:i w:val="0"/>
           <w:sz w:val="24"/>
         </w:rPr>
-        <w:t>Restricción urbana. Se usan puntos BAHRA de tipo LOCALIDAD con un buffer uniforme de 3 km, aplicado antes de la búsqueda. Es una aproximación conservadora y no equivale a límites urbanos catastrales.</w:t>
+        <w:t>Restricción urbana. Se usan envolventes INDEC del Censo 2022, con un margen de 0 km desde el perímetro. Se excluyen también los huecos interiores encerrados. Toda celda que intersecta la máscara queda excluida antes de la búsqueda. La máscara final se recorta a Santa Fe. La cartografía censal no acredita límites catastrales ni actualización posterior a 2022.</w:t>
       </w:r>
     </w:p>
     <w:p>
@@ -377,7 +377,7 @@
           <w:i w:val="0"/>
           <w:sz w:val="24"/>
         </w:rPr>
-        <w:t>La corrida run-20260928T134148-b01f2d3a utilizó semilla 42, población 50, 200 generaciones, cruce 0.75, mutación 0.20, elitismo 2 y torneo 3. La inicialización territorial empleó sectores de 50 km; el archivo conservó hasta 10 soluciones por territorio y produjo 800 candidatos únicos para el ranking territorial.</w:t>
+        <w:t>La corrida run-20261007T021047-df88ea4d utilizó semilla 20261007, población 50, 200 generaciones, cruce 0.75, mutación 0.20, elitismo 2 y torneo 3. La inicialización territorial empleó sectores de 50 km; el archivo conservó hasta 10 soluciones por territorio y produjo 800 candidatos únicos para el ranking territorial.</w:t>
       </w:r>
     </w:p>
     <w:p>
@@ -393,7 +393,7 @@
           <w:i w:val="0"/>
           <w:sz w:val="24"/>
         </w:rPr>
-        <w:t>La evaluación usa una caché por genotipo y un registro histórico por fenotipo. El control de duplicados intenta reemplazar individuos repetidos y la mutación dispone de varios intentos para generar un cambio observable. Estos mecanismos responden al problema detectado en la versión previa, donde la población podía converger a pocas geometrías repetidas.</w:t>
+        <w:t>La evaluación usa una caché por genotipo y un registro histórico por fenotipo. El control de duplicados intenta reemplazar individuos repetidos y la mutación dispone de varios intentos para generar un cambio observable. Estos mecanismos sostienen la exploración y permiten registrar cambios territoriales efectivos.</w:t>
       </w:r>
     </w:p>
     <w:p>
@@ -441,7 +441,7 @@
           <w:i w:val="0"/>
           <w:sz w:val="24"/>
         </w:rPr>
-        <w:t>Preprocesamiento. Se generaron 535,751 celdas; 49,947 (9,3 %) quedaron excluidas por intersección urbana y 485,804 permanecieron válidas. La cobertura climática registrada es “100% unique finite hourly values”.</w:t>
+        <w:t>Preprocesamiento. Se generaron 535,751 celdas; 9,557 (1,8 %) quedaron excluidas por intersección urbana y 526,194 permanecieron válidas. La cobertura climática registrada es “100% unique finite hourly values”.</w:t>
       </w:r>
     </w:p>
     <w:p>
@@ -457,7 +457,7 @@
           <w:i w:val="0"/>
           <w:sz w:val="24"/>
         </w:rPr>
-        <w:t>Búsqueda. El mejor fitness observado fue 0,7183. El parque correspondiente tiene 10 celdas, 2,50 km², 78,25 MW y utiliza 97,8 % del límite experimental. Su irradiación estimada es 1.896,0 kWh/m²/año y su energía anual ideal de referencia es 148.359 MWh; esta última no incluye pérdidas ni modelado DC/AC.</w:t>
+        <w:t>Búsqueda. El mejor fitness observado fue 0,7283. El parque correspondiente tiene 9 celdas, 2,25 km², 70,42 MW y utiliza 88,0 % del límite experimental. Su irradiación estimada es 1.896,0 kWh/m²/año y su energía anual ideal de referencia es 133.523 MWh; esta última no incluye pérdidas ni modelado DC/AC.</w:t>
       </w:r>
     </w:p>
     <w:p>
@@ -535,14 +535,15 @@
         <w:tblStyle w:val="TableGrid"/>
         <w:tblW w:type="auto" w:w="0"/>
         <w:jc w:val="center"/>
+        <w:tblLayout w:type="fixed"/>
         <w:tblLook w:firstColumn="1" w:firstRow="1" w:lastColumn="0" w:lastRow="0" w:noHBand="0" w:noVBand="1" w:val="04A0"/>
       </w:tblPr>
       <w:tblGrid>
-        <w:gridCol w:w="1814"/>
-        <w:gridCol w:w="1814"/>
-        <w:gridCol w:w="1814"/>
-        <w:gridCol w:w="1814"/>
-        <w:gridCol w:w="1814"/>
+        <w:gridCol w:w="624"/>
+        <w:gridCol w:w="567"/>
+        <w:gridCol w:w="907"/>
+        <w:gridCol w:w="794"/>
+        <w:gridCol w:w="850"/>
       </w:tblGrid>
       <w:tr>
         <w:trPr>
@@ -723,7 +724,7 @@
                 <w:b w:val="0"/>
                 <w:sz w:val="16"/>
               </w:rPr>
-              <w:t>0.07</w:t>
+              <w:t>0.10</w:t>
             </w:r>
           </w:p>
         </w:tc>
@@ -744,7 +745,7 @@
                 <w:b w:val="0"/>
                 <w:sz w:val="16"/>
               </w:rPr>
-              <w:t>174.42</w:t>
+              <w:t>169.87</w:t>
             </w:r>
           </w:p>
         </w:tc>
@@ -765,7 +766,7 @@
                 <w:b w:val="0"/>
                 <w:sz w:val="16"/>
               </w:rPr>
-              <w:t>0.7183</w:t>
+              <w:t>0.7283</w:t>
             </w:r>
           </w:p>
         </w:tc>
@@ -833,7 +834,7 @@
                 <w:b w:val="0"/>
                 <w:sz w:val="16"/>
               </w:rPr>
-              <w:t>0.09</w:t>
+              <w:t>0.08</w:t>
             </w:r>
           </w:p>
         </w:tc>
@@ -854,7 +855,7 @@
                 <w:b w:val="0"/>
                 <w:sz w:val="16"/>
               </w:rPr>
-              <w:t>6.49</w:t>
+              <w:t>11.78</w:t>
             </w:r>
           </w:p>
         </w:tc>
@@ -875,7 +876,7 @@
                 <w:b w:val="0"/>
                 <w:sz w:val="16"/>
               </w:rPr>
-              <w:t>0.6824</w:t>
+              <w:t>0.6957</w:t>
             </w:r>
           </w:p>
         </w:tc>
@@ -922,7 +923,7 @@
                 <w:b w:val="0"/>
                 <w:sz w:val="16"/>
               </w:rPr>
-              <w:t>RM</w:t>
+              <w:t>RO</w:t>
             </w:r>
           </w:p>
         </w:tc>
@@ -943,7 +944,7 @@
                 <w:b w:val="0"/>
                 <w:sz w:val="16"/>
               </w:rPr>
-              <w:t>1.16</w:t>
+              <w:t>0.22</w:t>
             </w:r>
           </w:p>
         </w:tc>
@@ -964,7 +965,7 @@
                 <w:b w:val="0"/>
                 <w:sz w:val="16"/>
               </w:rPr>
-              <w:t>4.55</w:t>
+              <w:t>8.98</w:t>
             </w:r>
           </w:p>
         </w:tc>
@@ -985,7 +986,7 @@
                 <w:b w:val="0"/>
                 <w:sz w:val="16"/>
               </w:rPr>
-              <w:t>0.6823</w:t>
+              <w:t>0.6953</w:t>
             </w:r>
           </w:p>
         </w:tc>
@@ -1032,7 +1033,7 @@
                 <w:b w:val="0"/>
                 <w:sz w:val="16"/>
               </w:rPr>
-              <w:t>RM</w:t>
+              <w:t>RO</w:t>
             </w:r>
           </w:p>
         </w:tc>
@@ -1053,7 +1054,7 @@
                 <w:b w:val="0"/>
                 <w:sz w:val="16"/>
               </w:rPr>
-              <w:t>0.81</w:t>
+              <w:t>0.02</w:t>
             </w:r>
           </w:p>
         </w:tc>
@@ -1074,7 +1075,7 @@
                 <w:b w:val="0"/>
                 <w:sz w:val="16"/>
               </w:rPr>
-              <w:t>2.50</w:t>
+              <w:t>15.96</w:t>
             </w:r>
           </w:p>
         </w:tc>
@@ -1095,7 +1096,7 @@
                 <w:b w:val="0"/>
                 <w:sz w:val="16"/>
               </w:rPr>
-              <w:t>0.6810</w:t>
+              <w:t>0.6910</w:t>
             </w:r>
           </w:p>
         </w:tc>
@@ -1138,7 +1139,7 @@
                 <w:b w:val="0"/>
                 <w:sz w:val="16"/>
               </w:rPr>
-              <w:t>RM</w:t>
+              <w:t>RO</w:t>
             </w:r>
           </w:p>
         </w:tc>
@@ -1157,7 +1158,7 @@
                 <w:b w:val="0"/>
                 <w:sz w:val="16"/>
               </w:rPr>
-              <w:t>0.92</w:t>
+              <w:t>0.22</w:t>
             </w:r>
           </w:p>
         </w:tc>
@@ -1176,7 +1177,7 @@
                 <w:b w:val="0"/>
                 <w:sz w:val="16"/>
               </w:rPr>
-              <w:t>5.99</w:t>
+              <w:t>14.69</w:t>
             </w:r>
           </w:p>
         </w:tc>
@@ -1195,7 +1196,7 @@
                 <w:b w:val="0"/>
                 <w:sz w:val="16"/>
               </w:rPr>
-              <w:t>0.6805</w:t>
+              <w:t>0.6885</w:t>
             </w:r>
           </w:p>
         </w:tc>
@@ -1246,7 +1247,7 @@
           <w:i w:val="0"/>
           <w:sz w:val="24"/>
         </w:rPr>
-        <w:t>La evidencia apoya la parte operativa de la hipótesis: la representación produce parques contiguos, la corrida es reproducible con la semilla y los parámetros registrados, la población final mantiene diversidad completa y se obtienen cinco alternativas territoriales no superpuestas. Esto corrige el foco de la versión anterior, que trataba cada celda como una solución y medía éxito por coincidencia con un ranking exhaustivo de celdas.</w:t>
+        <w:t>La evidencia apoya la parte operativa de la hipótesis: la representación produce parques contiguos, la corrida es reproducible con la semilla y los parámetros registrados, la población final mantiene diversidad completa y se obtienen cinco alternativas territoriales no superpuestas. El objeto de evaluación es el parque completo construido por cada cromosoma.</w:t>
       </w:r>
     </w:p>
     <w:p>
@@ -1262,7 +1263,7 @@
           <w:i w:val="0"/>
           <w:sz w:val="24"/>
         </w:rPr>
-        <w:t>La evidencia no demuestra óptimo global. Una auditoría de una corrida anterior encontró configuraciones rectangulares mejores bajo sus propios pesos; el algoritmo vigente mejoró diversidad y exploración en pruebas de referencia, pero la naturaleza combinatoria impide convertir esa mejora en garantía de optimalidad. Los resultados actuales, con pesos distintos, no deben compararse numéricamente de forma directa con aquella corrida.</w:t>
+        <w:t>La evidencia no demuestra óptimo global. El experimento documentado en docs/validacion-busqueda.md compara el AG con azar y azar con búsqueda local, usando el mismo dataset y los cinco pesos actuales. El AG ganó 10 de 10 comparaciones frente al azar y 8 de 10 frente a azar con mejora local. La enumeración de rectángulos resuelve esa familia de formas, no el dominio completo.</w:t>
       </w:r>
     </w:p>
     <w:p>
@@ -1278,7 +1279,7 @@
           <w:i w:val="0"/>
           <w:sz w:val="24"/>
         </w:rPr>
-        <w:t>Los pesos favorecen por igual radiación y cercanía a transformadores (0,40 cada uno). Son supuestos de investigación y no una preferencia validada por especialistas. El primer puesto general obtiene radiación máxima, pero queda aproximadamente a 174 km de Santo Tomé, la estación más cercana entre solo cuatro registros incluidos. Esa distancia revela el compromiso elegido por la función, no una recomendación de conexión.</w:t>
+        <w:t>Los pesos favorecen por igual radiación y cercanía a transformadores (0,35 cada uno), y asignan 0,10 a líneas, potencia y compactación. Son supuestos de investigación y no una preferencia validada por especialistas. Las distancias del ranking corresponden únicamente a cuatro estaciones consideradas. El compromiso elegido por la función no constituye una recomendación de conexión.</w:t>
       </w:r>
     </w:p>
     <w:p>
@@ -1326,7 +1327,7 @@
           <w:i w:val="0"/>
           <w:sz w:val="24"/>
         </w:rPr>
-        <w:t>El proyecto aborda ahora el problema correcto: no busca una celda aislada, sino configuraciones contiguas de superficie variable que aproximan el tamaño de una planta dentro de un límite experimental de potencia. La grilla de 500 m permite construir geometrías explícitas y el algoritmo ofrece una forma trazable de recorrer un espacio combinatorio muy grande.</w:t>
+        <w:t>El proyecto busca configuraciones contiguas de superficie variable que aproximan el tamaño de una planta dentro de un límite experimental de potencia. La grilla de 500 m permite construir geometrías explícitas y el algoritmo ofrece una forma trazable de recorrer un espacio combinatorio muy grande.</w:t>
       </w:r>
     </w:p>
     <w:p>
@@ -1534,7 +1535,7 @@
           <w:i w:val="0"/>
           <w:sz w:val="20"/>
         </w:rPr>
-        <w:t>[10] Jefatura de Gabinete de Ministros, Localidades BAHRA. Datos Argentina. https://datos.gob.ar/dataset/jgm-servicio-normalizacion-datos-geograficos/archivo/jgm_8.21</w:t>
+        <w:t>[10] Instituto Nacional de Estadística y Censos (2022), Marco Geoestadístico Nacional: Localidades censales. https://portalgeoestadistico.indec.gob.ar/geoportal/documents/metadato_localidades_censales.pdf</w:t>
       </w:r>
     </w:p>
     <w:p>
@@ -1567,6 +1568,22 @@
           <w:sz w:val="20"/>
         </w:rPr>
         <w:t>[12] Secretaría de Energía, Transporte Eléctrico AT — Estaciones Transformadoras. Datos Argentina. https://www.datos.gob.ar/dataset/energia-transporte-electrico-at-estaciones-transformadoras</w:t>
+      </w:r>
+    </w:p>
+    <w:p>
+      <w:pPr>
+        <w:spacing w:after="40" w:line="240" w:lineRule="auto"/>
+        <w:jc w:val="left"/>
+        <w:keepLines/>
+      </w:pPr>
+      <w:r>
+        <w:rPr>
+          <w:rFonts w:ascii="Times New Roman" w:hAnsi="Times New Roman"/>
+          <w:b w:val="0"/>
+          <w:i w:val="0"/>
+          <w:sz w:val="20"/>
+        </w:rPr>
+        <w:t>[13] S. Ong et al., Land-Use Requirements for Solar Power Plants in the United States. NREL, 2013, tabla ES-1: 7,9 acres/MWac de área total para fotovoltaica grande. https://docs.nrel.gov/docs/fy13osti/56290.pdf</w:t>
       </w:r>
     </w:p>
     <w:sectPr>
